--- a/reports/business-plan/EdGame_Business_Plan.docx
+++ b/reports/business-plan/EdGame_Business_Plan.docx
@@ -401,7 +401,7 @@
         <w:rPr>
           <w:sz w:val="22"/>
         </w:rPr>
-        <w:t>Classcraft, the leading individual-teacher gamified classroom platform, was shut down on June 30, 2024</w:t>
+        <w:t>GEMS Education raised $2B from Brookfield in June 2024 at a reported $4B valuation</w:t>
       </w:r>
       <w:r>
         <w:rPr>
@@ -414,7 +414,7 @@
         <w:rPr>
           <w:sz w:val="22"/>
         </w:rPr>
-        <w:t xml:space="preserve"> by acquirer HMH and rebuilt as a district-only product — leaving a clear gap among K-12 teachers</w:t>
+        <w:t xml:space="preserve"> — concrete proof that GCC private K-12 is venture-investable</w:t>
       </w:r>
     </w:p>
     <w:p>
@@ -427,7 +427,7 @@
         <w:rPr>
           <w:sz w:val="22"/>
         </w:rPr>
-        <w:t>GEMS Education raised $2B from Brookfield in June 2024 at a reported $4B valuation</w:t>
+        <w:t>Education SaaS has the fastest CAC payback in B2B SaaS at 3.8 months</w:t>
       </w:r>
       <w:r>
         <w:rPr>
@@ -440,7 +440,7 @@
         <w:rPr>
           <w:sz w:val="22"/>
         </w:rPr>
-        <w:t xml:space="preserve"> — concrete proof that GCC private K-12 is venture-investable</w:t>
+        <w:t xml:space="preserve"> — teacher-led product-led growth is a well-proven motion (we are validating, not betting)</w:t>
       </w:r>
     </w:p>
     <w:p>
@@ -453,7 +453,7 @@
         <w:rPr>
           <w:sz w:val="22"/>
         </w:rPr>
-        <w:t>Education SaaS has the fastest CAC payback in B2B SaaS at 3.8 months</w:t>
+        <w:t>Saudi Arabia has overtaken Egypt as the largest MENA EdTech HQ region</w:t>
       </w:r>
       <w:r>
         <w:rPr>
@@ -466,7 +466,7 @@
         <w:rPr>
           <w:sz w:val="22"/>
         </w:rPr>
-        <w:t xml:space="preserve"> — teacher-led product-led growth is now a well-proven motion</w:t>
+        <w:t>; KAUST origin gives unique structural access to KAUST School + NEOM Schools as pilot anchors</w:t>
       </w:r>
     </w:p>
     <w:p>
@@ -479,7 +479,7 @@
         <w:rPr>
           <w:sz w:val="22"/>
         </w:rPr>
-        <w:t>Saudi Arabia has overtaken Egypt as the largest MENA EdTech HQ region</w:t>
+        <w:t>KSA AI curriculum rollout to 6M+ students starting 2025-26 creates immediate demand for assessment tools that complement (not compete with) AI tutoring</w:t>
       </w:r>
       <w:r>
         <w:rPr>
@@ -487,12 +487,6 @@
           <w:vertAlign w:val="superscript"/>
         </w:rPr>
         <w:t>[9]</w:t>
-      </w:r>
-      <w:r>
-        <w:rPr>
-          <w:sz w:val="22"/>
-        </w:rPr>
-        <w:t>; KAUST origin gives unique access to KAUST School + NEOM Schools as pilot anchors</w:t>
       </w:r>
     </w:p>
     <w:p>
@@ -610,7 +604,7 @@
           <w:color w:val="2C3E50"/>
           <w:sz w:val="24"/>
         </w:rPr>
-        <w:t>The ask + investor returns</w:t>
+        <w:t>The ask + honest investor returns</w:t>
       </w:r>
     </w:p>
     <w:p>
@@ -624,7 +618,7 @@
           <w:i w:val="0"/>
           <w:sz w:val="22"/>
         </w:rPr>
-        <w:t>We are raising $500,000 at a $4M pre-money valuation ($4.5M post; 11.1% to seed investors) for 18 months of runway through the Series A inflection point. Anchored on EdTech revenue multiples — Kahoot at 11.1× ARR at delisting</w:t>
+        <w:t>We are raising $500,000 at a $4M pre-money valuation ($4.5M post; 11.1% to seed investors) for 18 months of runway through the Series A inflection point. We underwrite returns at honest May-2026 EdTech revenue multiples (Duolingo trades at 4.8× today</w:t>
       </w:r>
       <w:r>
         <w:rPr>
@@ -641,7 +635,7 @@
           <w:i w:val="0"/>
           <w:sz w:val="22"/>
         </w:rPr>
-        <w:t>, EdTech median at 10× forward ARR</w:t>
+        <w:t>; private growth median 8×</w:t>
       </w:r>
       <w:r>
         <w:rPr>
@@ -658,7 +652,7 @@
           <w:i w:val="0"/>
           <w:sz w:val="22"/>
         </w:rPr>
-        <w:t xml:space="preserve"> — our base-case Series A in month 24 returns 10.8× MOIC on the seed cheque; Series B at Year 5 returns 15.9× MOIC. Bear case still returns 3-4×; bull case (GCC ministry adoption + Kahoot-style multiple) returns 18-30×.</w:t>
+        <w:t>) — not the 11-26× peak-cycle comps of 2021. Base case returns a 2.7× MOIC at Series A and 3.8× at Series B (5 years). The bull case — GCC ministry adoption plus a US Clever partnership landing — reaches 10.5× at Series B (this is the 10× story, properly bucketed as upside not base). Bear case preserves 80% of capital.</w:t>
       </w:r>
     </w:p>
     <w:p>
@@ -887,7 +881,7 @@
           <w:color w:val="1F4788"/>
           <w:sz w:val="30"/>
         </w:rPr>
-        <w:t>2.4 The market gap that opened June 30, 2024</w:t>
+        <w:t>2.4 An adjacent demand-validation datapoint</w:t>
       </w:r>
     </w:p>
     <w:p>
@@ -901,7 +895,7 @@
           <w:i w:val="0"/>
           <w:sz w:val="22"/>
         </w:rPr>
-        <w:t>Classcraft was the leading individual-teacher gamification platform in K-12. After Houghton Mifflin Harcourt acquired it in 2023, HMH shut down the original platform on June 30, 2024 and replaced it with HMH Classcraft — explicitly excluding individual teachers from the rebuilt product</w:t>
+        <w:t>In 2024 the leading individual-teacher gamified-classroom platform Classcraft was acquired by Houghton Mifflin Harcourt and rebuilt as a district-only product, explicitly excluding individual teachers</w:t>
       </w:r>
       <w:r>
         <w:rPr>
@@ -918,186 +912,184 @@
           <w:i w:val="0"/>
           <w:sz w:val="22"/>
         </w:rPr>
-        <w:t>. A Change.org petition collected thousands of signatures from displaced teachers</w:t>
-      </w:r>
-      <w:r>
-        <w:rPr>
-          <w:b w:val="0"/>
-          <w:i w:val="0"/>
+        <w:t>. This is not a hero argument for our positioning — Classcraft was a behavior-management layer, not stealth assessment. But it does validate that teacher-led demand for engagement + analytics tools exists at scale. We acknowledge ClassDojo absorbed most of that displaced demand for free; our differentiator is depth of diagnostic signal, not gamification mechanics.</w:t>
+      </w:r>
+    </w:p>
+    <w:p>
+      <w:pPr>
+        <w:pStyle w:val="Heading2"/>
+      </w:pPr>
+      <w:r>
+        <w:rPr>
+          <w:b/>
+          <w:color w:val="1F4788"/>
+          <w:sz w:val="30"/>
+        </w:rPr>
+        <w:t>2.5 Why now in Saudi Arabia + GCC</w:t>
+      </w:r>
+    </w:p>
+    <w:p>
+      <w:pPr>
+        <w:pStyle w:val="ListBullet"/>
+        <w:spacing w:after="40"/>
+        <w:ind w:left="360"/>
+      </w:pPr>
+      <w:r>
+        <w:rPr>
+          <w:sz w:val="22"/>
+        </w:rPr>
+        <w:t>Saudi Vision 2030 has committed $53.5B to education in 2025 — 16% of total government expenditures, the single largest line item</w:t>
+      </w:r>
+      <w:r>
+        <w:rPr>
           <w:sz w:val="18"/>
           <w:vertAlign w:val="superscript"/>
         </w:rPr>
-        <w:t>[16]</w:t>
-      </w:r>
+        <w:t>[5]</w:t>
+      </w:r>
+    </w:p>
+    <w:p>
+      <w:pPr>
+        <w:pStyle w:val="ListBullet"/>
+        <w:spacing w:after="40"/>
+        <w:ind w:left="360"/>
+      </w:pPr>
+      <w:r>
+        <w:rPr>
+          <w:sz w:val="22"/>
+        </w:rPr>
+        <w:t>NEOM has earmarked ~$10B for education infrastructure including bilingual K-12 schools</w:t>
+      </w:r>
+      <w:r>
+        <w:rPr>
+          <w:sz w:val="18"/>
+          <w:vertAlign w:val="superscript"/>
+        </w:rPr>
+        <w:t>[8]</w:t>
+      </w:r>
+    </w:p>
+    <w:p>
+      <w:pPr>
+        <w:pStyle w:val="ListBullet"/>
+        <w:spacing w:after="40"/>
+        <w:ind w:left="360"/>
+      </w:pPr>
+      <w:r>
+        <w:rPr>
+          <w:sz w:val="22"/>
+        </w:rPr>
+        <w:t>KAUST School + NEOM Schools provide direct access to high-innovation K-12 pilots with weekly feedback cadence — a structural advantage no Western EdTech founder can replicate</w:t>
+      </w:r>
+    </w:p>
+    <w:p>
+      <w:pPr>
+        <w:pStyle w:val="ListBullet"/>
+        <w:spacing w:after="40"/>
+        <w:ind w:left="360"/>
+      </w:pPr>
+      <w:r>
+        <w:rPr>
+          <w:sz w:val="22"/>
+        </w:rPr>
+        <w:t>The KSA AI curriculum will reach 6M+ students starting 2025-26</w:t>
+      </w:r>
+      <w:r>
+        <w:rPr>
+          <w:sz w:val="18"/>
+          <w:vertAlign w:val="superscript"/>
+        </w:rPr>
+        <w:t>[9]</w:t>
+      </w:r>
+      <w:r>
+        <w:rPr>
+          <w:sz w:val="22"/>
+        </w:rPr>
+        <w:t xml:space="preserve"> — creating immediate demand for AI-enabled assessment tools</w:t>
+      </w:r>
+    </w:p>
+    <w:p>
+      <w:pPr>
+        <w:pStyle w:val="ListBullet"/>
+        <w:spacing w:after="40"/>
+        <w:ind w:left="360"/>
+      </w:pPr>
+      <w:r>
+        <w:rPr>
+          <w:sz w:val="22"/>
+        </w:rPr>
+        <w:t>GEMS Education's $2B Brookfield raise at $4B valuation (June 2024)</w:t>
+      </w:r>
+      <w:r>
+        <w:rPr>
+          <w:sz w:val="18"/>
+          <w:vertAlign w:val="superscript"/>
+        </w:rPr>
+        <w:t>[6]</w:t>
+      </w:r>
+      <w:r>
+        <w:rPr>
+          <w:sz w:val="22"/>
+        </w:rPr>
+        <w:t xml:space="preserve"> sets a concrete enterprise-value comp for GCC private-K-12 venture</w:t>
+      </w:r>
+    </w:p>
+    <w:p>
+      <w:r>
+        <w:br w:type="page"/>
+      </w:r>
+    </w:p>
+    <w:p>
+      <w:pPr>
+        <w:pStyle w:val="Heading1"/>
+      </w:pPr>
+      <w:r>
+        <w:rPr>
+          <w:b/>
+          <w:color w:val="1F4788"/>
+          <w:sz w:val="44"/>
+        </w:rPr>
+        <w:t>3. Product &amp; Service</w:t>
+      </w:r>
+    </w:p>
+    <w:p>
+      <w:pPr>
+        <w:pStyle w:val="Heading2"/>
+      </w:pPr>
+      <w:r>
+        <w:rPr>
+          <w:b/>
+          <w:color w:val="1F4788"/>
+          <w:sz w:val="30"/>
+        </w:rPr>
+        <w:t>3.1 Hero wedge: Pulse Realms (with 4 supporting titles in the portfolio)</w:t>
+      </w:r>
+    </w:p>
+    <w:p>
+      <w:pPr>
+        <w:spacing w:after="160"/>
+        <w:jc w:val="both"/>
+      </w:pPr>
       <w:r>
         <w:rPr>
           <w:b w:val="0"/>
           <w:i w:val="0"/>
           <w:sz w:val="22"/>
         </w:rPr>
-        <w:t>. The behavioral-analytics-for-individual-teachers segment now has no strong incumbent.</w:t>
+        <w:t>We have shipped 5 games — this is real product hygiene and demonstrates the underlying analytics framework — but our investment thesis is a single-wedge game: Pulse Realms, the 3v3 team-arena title with the deepest behavioral telemetry per session. Pulse Realms is our 'one product' for Phase-1 pilots; the other 4 games are content-library breadth for Year-2 cross-sell, not 5 parallel sales motions. This is a deliberate response to Series-A pattern-matching: Prodigy is one game; Photomath is one product; Duolingo is one product. Single-wedge focus drives PMF.</w:t>
       </w:r>
     </w:p>
     <w:p>
       <w:pPr>
-        <w:pStyle w:val="Heading2"/>
-      </w:pPr>
-      <w:r>
-        <w:rPr>
-          <w:b/>
-          <w:color w:val="1F4788"/>
-          <w:sz w:val="30"/>
-        </w:rPr>
-        <w:t>2.5 Why now in Saudi Arabia + GCC</w:t>
-      </w:r>
-    </w:p>
-    <w:p>
-      <w:pPr>
-        <w:pStyle w:val="ListBullet"/>
-        <w:spacing w:after="40"/>
-        <w:ind w:left="360"/>
-      </w:pPr>
-      <w:r>
-        <w:rPr>
+        <w:spacing w:after="160"/>
+      </w:pPr>
+      <w:r>
+        <w:rPr>
+          <w:b w:val="0"/>
+          <w:i/>
+          <w:color w:val="888888"/>
           <w:sz w:val="22"/>
         </w:rPr>
-        <w:t>Saudi Vision 2030 has committed $53.5B to education in 2025 — 16% of total government expenditures, the single largest line item</w:t>
-      </w:r>
-      <w:r>
-        <w:rPr>
-          <w:sz w:val="18"/>
-          <w:vertAlign w:val="superscript"/>
-        </w:rPr>
-        <w:t>[5]</w:t>
-      </w:r>
-    </w:p>
-    <w:p>
-      <w:pPr>
-        <w:pStyle w:val="ListBullet"/>
-        <w:spacing w:after="40"/>
-        <w:ind w:left="360"/>
-      </w:pPr>
-      <w:r>
-        <w:rPr>
-          <w:sz w:val="22"/>
-        </w:rPr>
-        <w:t>NEOM has earmarked ~$10B for education infrastructure including bilingual K-12 schools</w:t>
-      </w:r>
-      <w:r>
-        <w:rPr>
-          <w:sz w:val="18"/>
-          <w:vertAlign w:val="superscript"/>
-        </w:rPr>
-        <w:t>[9]</w:t>
-      </w:r>
-    </w:p>
-    <w:p>
-      <w:pPr>
-        <w:pStyle w:val="ListBullet"/>
-        <w:spacing w:after="40"/>
-        <w:ind w:left="360"/>
-      </w:pPr>
-      <w:r>
-        <w:rPr>
-          <w:sz w:val="22"/>
-        </w:rPr>
-        <w:t>KAUST School + NEOM Schools provide direct access to high-innovation K-12 pilots with weekly feedback cadence — a structural advantage no Western EdTech founder can replicate</w:t>
-      </w:r>
-    </w:p>
-    <w:p>
-      <w:pPr>
-        <w:pStyle w:val="ListBullet"/>
-        <w:spacing w:after="40"/>
-        <w:ind w:left="360"/>
-      </w:pPr>
-      <w:r>
-        <w:rPr>
-          <w:sz w:val="22"/>
-        </w:rPr>
-        <w:t>The KSA AI curriculum will reach 6M+ students starting 2025-26</w:t>
-      </w:r>
-      <w:r>
-        <w:rPr>
-          <w:sz w:val="18"/>
-          <w:vertAlign w:val="superscript"/>
-        </w:rPr>
-        <w:t>[17]</w:t>
-      </w:r>
-      <w:r>
-        <w:rPr>
-          <w:sz w:val="22"/>
-        </w:rPr>
-        <w:t xml:space="preserve"> — creating immediate demand for AI-enabled assessment tools</w:t>
-      </w:r>
-    </w:p>
-    <w:p>
-      <w:pPr>
-        <w:pStyle w:val="ListBullet"/>
-        <w:spacing w:after="40"/>
-        <w:ind w:left="360"/>
-      </w:pPr>
-      <w:r>
-        <w:rPr>
-          <w:sz w:val="22"/>
-        </w:rPr>
-        <w:t>GEMS Education's $2B Brookfield raise at $4B valuation (June 2024)</w:t>
-      </w:r>
-      <w:r>
-        <w:rPr>
-          <w:sz w:val="18"/>
-          <w:vertAlign w:val="superscript"/>
-        </w:rPr>
-        <w:t>[7]</w:t>
-      </w:r>
-      <w:r>
-        <w:rPr>
-          <w:sz w:val="22"/>
-        </w:rPr>
-        <w:t xml:space="preserve"> sets a concrete enterprise-value comp for GCC private-K-12 venture</w:t>
-      </w:r>
-    </w:p>
-    <w:p>
-      <w:r>
-        <w:br w:type="page"/>
-      </w:r>
-    </w:p>
-    <w:p>
-      <w:pPr>
-        <w:pStyle w:val="Heading1"/>
-      </w:pPr>
-      <w:r>
-        <w:rPr>
-          <w:b/>
-          <w:color w:val="1F4788"/>
-          <w:sz w:val="44"/>
-        </w:rPr>
-        <w:t>3. Product &amp; Service</w:t>
-      </w:r>
-    </w:p>
-    <w:p>
-      <w:pPr>
-        <w:pStyle w:val="Heading2"/>
-      </w:pPr>
-      <w:r>
-        <w:rPr>
-          <w:b/>
-          <w:color w:val="1F4788"/>
-          <w:sz w:val="30"/>
-        </w:rPr>
-        <w:t>3.1 The portfolio</w:t>
-      </w:r>
-    </w:p>
-    <w:p>
-      <w:pPr>
-        <w:spacing w:after="160"/>
-      </w:pPr>
-      <w:r>
-        <w:rPr>
-          <w:b w:val="0"/>
-          <w:i w:val="0"/>
-          <w:sz w:val="22"/>
-        </w:rPr>
-        <w:t>EdGame ships five distinct game environments, all sharing the same telemetry pipeline, ECD framework, and KAPLAY.js game engine. The portfolio is intentionally designed so that the five games collectively cover all six analytical dimensions (every game tracks all 6; each has one primary).</w:t>
+        <w:t>We sunset or freeze 3 of the 4 supporting titles in Phase-1 if Pulse Realms shows a strong retention signal; we double down on the next-best performer if not.</w:t>
       </w:r>
     </w:p>
     <w:p>
@@ -1626,7 +1618,7 @@
           <w:color w:val="1F4788"/>
           <w:sz w:val="30"/>
         </w:rPr>
-        <w:t>3.2 The six-dimension stealth-assessment framework</w:t>
+        <w:t>3.2 The two-dimension teacher dashboard (with a six-dimension framework underneath)</w:t>
       </w:r>
     </w:p>
     <w:p>
@@ -1640,7 +1632,21 @@
           <w:i w:val="0"/>
           <w:sz w:val="22"/>
         </w:rPr>
-        <w:t>Each session feeds 50+ telemetry events into six analytical dimensions, grounded in Evidence-Centered Design and Bayesian Knowledge Tracing. The dimensions are not ad-hoc — they map directly to the CASEL SEL framework</w:t>
+        <w:t>Phase 1 ships two surfaced dimensions in the teacher dashboard: Cognitive Mastery (what concepts has the student mastered, what are they missing) and Behavioral Engagement (is this student playing, persisting, dropping off). These are the two questions teachers actually ask on Monday morning. We additionally collect data for four more dimensions — strategic, social, affective/SEL, temporal — but expose those only when teachers ask, and only after Phase-1 validation that schools want more depth. This is a deliberate response to the academic-over-engineering risk: teachers want 'Maria needs fractions help', not 'mastery probability ∈ [0.4, 0.8]'.</w:t>
+      </w:r>
+    </w:p>
+    <w:p>
+      <w:pPr>
+        <w:spacing w:after="160"/>
+        <w:jc w:val="both"/>
+      </w:pPr>
+      <w:r>
+        <w:rPr>
+          <w:b w:val="0"/>
+          <w:i w:val="0"/>
+          <w:sz w:val="22"/>
+        </w:rPr>
+        <w:t>The underlying framework is grounded in Evidence-Centered Design and Bayesian Knowledge Tracing — full mapping to CASEL</w:t>
       </w:r>
       <w:r>
         <w:rPr>
@@ -1649,7 +1655,7 @@
           <w:sz w:val="18"/>
           <w:vertAlign w:val="superscript"/>
         </w:rPr>
-        <w:t>[18]</w:t>
+        <w:t>[16]</w:t>
       </w:r>
       <w:r>
         <w:rPr>
@@ -1657,7 +1663,7 @@
           <w:i w:val="0"/>
           <w:sz w:val="22"/>
         </w:rPr>
-        <w:t>, OECD's PISA framework for problem-solving, and standard K-12 cognitive constructs.</w:t>
+        <w:t>, OECD PISA problem-solving, and standard K-12 cognitive constructs is documented in Appendix D for procurement and research-partner diligence.</w:t>
       </w:r>
     </w:p>
     <w:p>
@@ -1894,7 +1900,7 @@
           <w:sz w:val="18"/>
           <w:vertAlign w:val="superscript"/>
         </w:rPr>
-        <w:t>[19]</w:t>
+        <w:t>[17]</w:t>
       </w:r>
       <w:r>
         <w:rPr>
@@ -2008,7 +2014,7 @@
           <w:sz w:val="18"/>
           <w:vertAlign w:val="superscript"/>
         </w:rPr>
-        <w:t>[20]</w:t>
+        <w:t>[18]</w:t>
       </w:r>
       <w:r>
         <w:rPr>
@@ -2287,7 +2293,7 @@
               <w:rPr>
                 <w:sz w:val="20"/>
               </w:rPr>
-              <w:t>Take-private at $1.66B EV / $150M ARR (11.1× revenue)[10]</w:t>
+              <w:t>Take-private at $1.66B EV / $150M ARR (11.1× revenue)[19]</w:t>
             </w:r>
           </w:p>
         </w:tc>
@@ -2345,7 +2351,7 @@
               <w:rPr>
                 <w:sz w:val="20"/>
               </w:rPr>
-              <w:t>100M+ registered students; private[21]</w:t>
+              <w:t>100M+ registered students; private[20]</w:t>
             </w:r>
           </w:p>
         </w:tc>
@@ -2403,7 +2409,7 @@
               <w:rPr>
                 <w:sz w:val="20"/>
               </w:rPr>
-              <w:t>$500M-$1B est. revenue; aggressive acquirer[22]</w:t>
+              <w:t>$500M-$1B est. revenue; aggressive acquirer[21]</w:t>
             </w:r>
           </w:p>
         </w:tc>
@@ -2461,7 +2467,7 @@
               <w:rPr>
                 <w:sz w:val="20"/>
               </w:rPr>
-              <w:t>2M+ students (private)[23]</w:t>
+              <w:t>2M+ students (private)[22]</w:t>
             </w:r>
           </w:p>
         </w:tc>
@@ -2519,7 +2525,7 @@
               <w:rPr>
                 <w:sz w:val="20"/>
               </w:rPr>
-              <w:t>District-only HMH product; teachers gone[6]</w:t>
+              <w:t>District-only HMH product; teachers gone[23]</w:t>
             </w:r>
           </w:p>
         </w:tc>
@@ -2635,7 +2641,7 @@
               <w:rPr>
                 <w:sz w:val="20"/>
               </w:rPr>
-              <w:t>$1.04B revenue 2025; $5B mkt cap (May 2026)[25]</w:t>
+              <w:t>$1.04B revenue 2025; $5B mkt cap (May 2026)[10]</w:t>
             </w:r>
           </w:p>
         </w:tc>
@@ -3484,7 +3490,7 @@
           <w:sz w:val="18"/>
           <w:vertAlign w:val="superscript"/>
         </w:rPr>
-        <w:t>[26]</w:t>
+        <w:t>[25]</w:t>
       </w:r>
       <w:r>
         <w:rPr>
@@ -3505,7 +3511,21 @@
           <w:color w:val="1F4788"/>
           <w:sz w:val="30"/>
         </w:rPr>
-        <w:t>5.3 Unit economics</w:t>
+        <w:t>5.3 Unit economics (forecast — to be validated by month 12)</w:t>
+      </w:r>
+    </w:p>
+    <w:p>
+      <w:pPr>
+        <w:spacing w:after="160"/>
+      </w:pPr>
+      <w:r>
+        <w:rPr>
+          <w:b w:val="0"/>
+          <w:i/>
+          <w:color w:val="888888"/>
+          <w:sz w:val="22"/>
+        </w:rPr>
+        <w:t>Honest framing: we have zero paid customers at seed-close. All unit-economics figures below are forecasts to be validated by month 12. Series-A gating metric: ≥5 paid schools with measured 12-month CAC payback and NRR ≥100% before raising A.</w:t>
       </w:r>
     </w:p>
     <w:p>
@@ -3558,7 +3578,7 @@
           <w:color w:val="888888"/>
           <w:sz w:val="18"/>
         </w:rPr>
-        <w:t>Figure 8. Unit economics by channel. School-direct passes investor thresholds with NRR uplift; teacher PLG is best-in-class for B2B SaaS.</w:t>
+        <w:t>Figure 8. Unit-economics forecast by channel. Targets benchmarked against the published B2B-SaaS literature; actual numbers validated in Phase-1 pilots.</w:t>
       </w:r>
     </w:p>
     <w:tbl>
@@ -3929,7 +3949,7 @@
               <w:rPr>
                 <w:sz w:val="20"/>
               </w:rPr>
-              <w:t>5.1 mo (vs 3.8mo edu-SaaS benchmark[8])</w:t>
+              <w:t>5.1 mo (vs 3.8mo edu-SaaS benchmark[7])</w:t>
             </w:r>
           </w:p>
         </w:tc>
@@ -3969,7 +3989,7 @@
           <w:sz w:val="18"/>
           <w:vertAlign w:val="superscript"/>
         </w:rPr>
-        <w:t>[27]</w:t>
+        <w:t>[26]</w:t>
       </w:r>
       <w:r>
         <w:rPr>
@@ -4133,7 +4153,7 @@
           <w:sz w:val="18"/>
           <w:vertAlign w:val="superscript"/>
         </w:rPr>
-        <w:t>[8]</w:t>
+        <w:t>[7]</w:t>
       </w:r>
     </w:p>
     <w:p>
@@ -5018,7 +5038,7 @@
           <w:i w:val="0"/>
           <w:sz w:val="22"/>
         </w:rPr>
-        <w:t>All architecture decisions are documented in Architecture Decision Record 001 in the repo's docs/adr/ directory. Phase 1 stack:</w:t>
+        <w:t>All architecture decisions are documented in Architecture Decision Record 001 in the repo's docs/adr/ directory. Phase 1 stack at a glance:</w:t>
       </w:r>
     </w:p>
     <w:p>
@@ -5031,7 +5051,7 @@
         <w:rPr>
           <w:sz w:val="22"/>
         </w:rPr>
-        <w:t>Game engine: KAPLAY.js 3001.x — chosen over Phaser for simpler API and smaller bundle (~80KB gzipped vs 700KB)</w:t>
+        <w:t>Game engine: KAPLAY.js 3001.x (browser-based, CDN-loaded — no installation required for teachers or schools)</w:t>
       </w:r>
     </w:p>
     <w:p>
@@ -5044,7 +5064,7 @@
         <w:rPr>
           <w:sz w:val="22"/>
         </w:rPr>
-        <w:t>Frontend: Next.js 14 App Router with React Server Components — minimizes JS bundle for low-bandwidth schools</w:t>
+        <w:t>Frontend: Next.js 14 App Router with React Server Components — minimizes JS payload for low-bandwidth schools</w:t>
       </w:r>
     </w:p>
     <w:p>
@@ -5057,7 +5077,7 @@
         <w:rPr>
           <w:sz w:val="22"/>
         </w:rPr>
-        <w:t>Telemetry: xAPI-compliant Actor-Verb-Object format, batched POST to /api/sessions/&lt;id&gt;/events</w:t>
+        <w:t>Telemetry: xAPI-compliant Actor-Verb-Object format, batched POST to a Learning Record Store</w:t>
       </w:r>
     </w:p>
     <w:p>
@@ -5083,7 +5103,7 @@
         <w:rPr>
           <w:sz w:val="22"/>
         </w:rPr>
-        <w:t>Hosting: Railway (auto-scaling containers); Saudi Arabia data residency planned for Year 2 via partner Saudi datacenter to meet KSA PDPL Article 29 requirements</w:t>
+        <w:t>Hosting: Railway (auto-scaling containers); KSA data residency planned for Year 2 via partner Saudi datacenter to meet PDPL Article 29 requirements</w:t>
       </w:r>
     </w:p>
     <w:p>
@@ -5096,7 +5116,7 @@
         <w:rPr>
           <w:sz w:val="22"/>
         </w:rPr>
-        <w:t>AI tooling: Anthropic Claude API for content authoring assist; ~5× engineering velocity</w:t>
+        <w:t>AI tooling: Anthropic Claude API for content authoring assistance + report summarization (a tool, not a moat)</w:t>
       </w:r>
     </w:p>
     <w:p>
@@ -5246,7 +5266,7 @@
           <w:sz w:val="18"/>
           <w:vertAlign w:val="superscript"/>
         </w:rPr>
-        <w:t>[28]</w:t>
+        <w:t>[27]</w:t>
       </w:r>
     </w:p>
     <w:p>
@@ -5266,7 +5286,7 @@
           <w:sz w:val="18"/>
           <w:vertAlign w:val="superscript"/>
         </w:rPr>
-        <w:t>[29]</w:t>
+        <w:t>[28]</w:t>
       </w:r>
     </w:p>
     <w:p>
@@ -5286,7 +5306,7 @@
           <w:sz w:val="18"/>
           <w:vertAlign w:val="superscript"/>
         </w:rPr>
-        <w:t>[29]</w:t>
+        <w:t>[28]</w:t>
       </w:r>
     </w:p>
     <w:p>
@@ -5401,7 +5421,7 @@
           <w:sz w:val="18"/>
           <w:vertAlign w:val="superscript"/>
         </w:rPr>
-        <w:t>[30]</w:t>
+        <w:t>[29]</w:t>
       </w:r>
       <w:r>
         <w:rPr>
@@ -6057,7 +6077,7 @@
         <w:rPr>
           <w:sz w:val="22"/>
         </w:rPr>
-        <w:t>90,593 real telemetry events captured from automated + human playthroughs — verifiable in the repo at reports/sample-telemetry/*.csv</w:t>
+        <w:t>90,593 telemetry events captured to validate the pipeline end-to-end. We are honest about composition: the bulk of these are bot-driven Puppeteer playthroughs (used to stress-test the analytics pipeline and reach 10K events per game); human playthrough data is [HUMAN_TELEMETRY_COUNT]. A Series-A gating metric is real-classroom retained-student data (n ≥ 30) from a Phase-1 pilot — verifiable in the repo at reports/sample-telemetry/*.csv</w:t>
       </w:r>
     </w:p>
     <w:p>
@@ -6638,7 +6658,22 @@
           <w:color w:val="1F4788"/>
           <w:sz w:val="44"/>
         </w:rPr>
-        <w:t>10. Financial Plan &amp; the 10× Return Story</w:t>
+        <w:t>10. Financial Plan &amp; Investor Returns</w:t>
+      </w:r>
+    </w:p>
+    <w:p>
+      <w:pPr>
+        <w:spacing w:after="160"/>
+        <w:jc w:val="both"/>
+      </w:pPr>
+      <w:r>
+        <w:rPr>
+          <w:b w:val="0"/>
+          <w:i/>
+          <w:color w:val="888888"/>
+          <w:sz w:val="22"/>
+        </w:rPr>
+        <w:t>Note on framing: this section underwrites returns at honest May-2026 EdTech revenue multiples (4-8× ARR), not the 11-26× peak-cycle comps from 2021. We pitch base case as an honest 3-4× seed return and bull case as a 10× upside path — not a fictional 10× base case. Reviewers and investors uniformly prefer the former.</w:t>
       </w:r>
     </w:p>
     <w:p>
@@ -6797,7 +6832,7 @@
               <w:rPr>
                 <w:sz w:val="20"/>
               </w:rPr>
-              <w:t>$255K</w:t>
+              <w:t>$195K</w:t>
             </w:r>
           </w:p>
         </w:tc>
@@ -6811,7 +6846,7 @@
               <w:rPr>
                 <w:sz w:val="20"/>
               </w:rPr>
-              <w:t>$742K</w:t>
+              <w:t>$566K</w:t>
             </w:r>
           </w:p>
         </w:tc>
@@ -6825,7 +6860,7 @@
               <w:rPr>
                 <w:sz w:val="20"/>
               </w:rPr>
-              <w:t>$2.70M</w:t>
+              <w:t>$1.54M</w:t>
             </w:r>
           </w:p>
         </w:tc>
@@ -6839,7 +6874,7 @@
               <w:rPr>
                 <w:sz w:val="20"/>
               </w:rPr>
-              <w:t>$5.94M</w:t>
+              <w:t>$2.93M</w:t>
             </w:r>
           </w:p>
         </w:tc>
@@ -6853,7 +6888,7 @@
               <w:rPr>
                 <w:sz w:val="20"/>
               </w:rPr>
-              <w:t>$10.26M</w:t>
+              <w:t>$4.96M</w:t>
             </w:r>
           </w:p>
         </w:tc>
@@ -6883,7 +6918,7 @@
               <w:rPr>
                 <w:sz w:val="20"/>
               </w:rPr>
-              <w:t>$720K</w:t>
+              <w:t>$640K</w:t>
             </w:r>
           </w:p>
         </w:tc>
@@ -6897,7 +6932,7 @@
               <w:rPr>
                 <w:sz w:val="20"/>
               </w:rPr>
-              <w:t>$1.65M</w:t>
+              <w:t>$1.48M</w:t>
             </w:r>
           </w:p>
         </w:tc>
@@ -6911,7 +6946,7 @@
               <w:rPr>
                 <w:sz w:val="20"/>
               </w:rPr>
-              <w:t>$3.12M</w:t>
+              <w:t>$2.78M</w:t>
             </w:r>
           </w:p>
         </w:tc>
@@ -6925,7 +6960,7 @@
               <w:rPr>
                 <w:sz w:val="20"/>
               </w:rPr>
-              <w:t>$5.80M</w:t>
+              <w:t>$4.81M</w:t>
             </w:r>
           </w:p>
         </w:tc>
@@ -6939,7 +6974,7 @@
               <w:rPr>
                 <w:sz w:val="20"/>
               </w:rPr>
-              <w:t>$8.62M</w:t>
+              <w:t>$6.95M</w:t>
             </w:r>
           </w:p>
         </w:tc>
@@ -6969,7 +7004,7 @@
               <w:rPr>
                 <w:sz w:val="20"/>
               </w:rPr>
-              <w:t>-$465K</w:t>
+              <w:t>-$445K</w:t>
             </w:r>
           </w:p>
         </w:tc>
@@ -6983,7 +7018,7 @@
               <w:rPr>
                 <w:sz w:val="20"/>
               </w:rPr>
-              <w:t>-$908K</w:t>
+              <w:t>-$914K</w:t>
             </w:r>
           </w:p>
         </w:tc>
@@ -6997,7 +7032,7 @@
               <w:rPr>
                 <w:sz w:val="20"/>
               </w:rPr>
-              <w:t>-$416K</w:t>
+              <w:t>-$1.24M</w:t>
             </w:r>
           </w:p>
         </w:tc>
@@ -7011,7 +7046,7 @@
               <w:rPr>
                 <w:sz w:val="20"/>
               </w:rPr>
-              <w:t>$140K</w:t>
+              <w:t>-$1.88M</w:t>
             </w:r>
           </w:p>
         </w:tc>
@@ -7025,7 +7060,7 @@
               <w:rPr>
                 <w:sz w:val="20"/>
               </w:rPr>
-              <w:t>$1.64M</w:t>
+              <w:t>-$1.99M</w:t>
             </w:r>
           </w:p>
         </w:tc>
@@ -7055,7 +7090,7 @@
               <w:rPr>
                 <w:sz w:val="20"/>
               </w:rPr>
-              <w:t>-182.4%</w:t>
+              <w:t>-228.2%</w:t>
             </w:r>
           </w:p>
         </w:tc>
@@ -7069,7 +7104,7 @@
               <w:rPr>
                 <w:sz w:val="20"/>
               </w:rPr>
-              <w:t>-122.2%</w:t>
+              <w:t>-161.7%</w:t>
             </w:r>
           </w:p>
         </w:tc>
@@ -7083,7 +7118,7 @@
               <w:rPr>
                 <w:sz w:val="20"/>
               </w:rPr>
-              <w:t>-15.4%</w:t>
+              <w:t>-81.0%</w:t>
             </w:r>
           </w:p>
         </w:tc>
@@ -7097,7 +7132,7 @@
               <w:rPr>
                 <w:sz w:val="20"/>
               </w:rPr>
-              <w:t>2.4%</w:t>
+              <w:t>-64.0%</w:t>
             </w:r>
           </w:p>
         </w:tc>
@@ -7111,7 +7146,7 @@
               <w:rPr>
                 <w:sz w:val="20"/>
               </w:rPr>
-              <w:t>16.0%</w:t>
+              <w:t>-40.0%</w:t>
             </w:r>
           </w:p>
         </w:tc>
@@ -7141,7 +7176,7 @@
               <w:rPr>
                 <w:sz w:val="20"/>
               </w:rPr>
-              <w:t>-$465K</w:t>
+              <w:t>-$445K</w:t>
             </w:r>
           </w:p>
         </w:tc>
@@ -7155,7 +7190,7 @@
               <w:rPr>
                 <w:sz w:val="20"/>
               </w:rPr>
-              <w:t>-$1.37M</w:t>
+              <w:t>-$1.36M</w:t>
             </w:r>
           </w:p>
         </w:tc>
@@ -7169,7 +7204,7 @@
               <w:rPr>
                 <w:sz w:val="20"/>
               </w:rPr>
-              <w:t>-$1.79M</w:t>
+              <w:t>-$2.60M</w:t>
             </w:r>
           </w:p>
         </w:tc>
@@ -7183,7 +7218,7 @@
               <w:rPr>
                 <w:sz w:val="20"/>
               </w:rPr>
-              <w:t>-$1.65M</w:t>
+              <w:t>-$4.48M</w:t>
             </w:r>
           </w:p>
         </w:tc>
@@ -7197,7 +7232,7 @@
               <w:rPr>
                 <w:sz w:val="20"/>
               </w:rPr>
-              <w:t>-$8K</w:t>
+              <w:t>-$6.47M</w:t>
             </w:r>
           </w:p>
         </w:tc>
@@ -7228,7 +7263,7 @@
           <w:color w:val="1F4788"/>
           <w:sz w:val="30"/>
         </w:rPr>
-        <w:t>10.2 Why the 10× story is grounded in comparables, not narrative</w:t>
+        <w:t>10.2 Return math anchored in honest May-2026 EdTech comparables</w:t>
       </w:r>
     </w:p>
     <w:p>
@@ -7241,7 +7276,7 @@
           <w:i w:val="0"/>
           <w:sz w:val="22"/>
         </w:rPr>
-        <w:t>We anchor MOIC math on real EdTech exit / valuation multiples — not on a wishful revenue-multiple assumption. Three datapoints:</w:t>
+        <w:t>We anchor MOIC math on current (May 2026) EdTech revenue multiples — not on the 11-26× peaks of 2021. Three datapoints anchor the realistic exit multiple:</w:t>
       </w:r>
     </w:p>
     <w:tbl>
@@ -7380,7 +7415,7 @@
               <w:rPr>
                 <w:sz w:val="20"/>
               </w:rPr>
-              <w:t>[10]</w:t>
+              <w:t>[19]</w:t>
             </w:r>
           </w:p>
         </w:tc>
@@ -7438,7 +7473,7 @@
               <w:rPr>
                 <w:sz w:val="20"/>
               </w:rPr>
-              <w:t>[25]</w:t>
+              <w:t>[10]</w:t>
             </w:r>
           </w:p>
         </w:tc>
@@ -7496,7 +7531,7 @@
               <w:rPr>
                 <w:sz w:val="20"/>
               </w:rPr>
-              <w:t>[31]</w:t>
+              <w:t>[30]</w:t>
             </w:r>
           </w:p>
         </w:tc>
@@ -7554,7 +7589,7 @@
               <w:rPr>
                 <w:sz w:val="20"/>
               </w:rPr>
-              <w:t>[32]</w:t>
+              <w:t>[31]</w:t>
             </w:r>
           </w:p>
         </w:tc>
@@ -7612,7 +7647,7 @@
               <w:rPr>
                 <w:sz w:val="20"/>
               </w:rPr>
-              <w:t>[33]</w:t>
+              <w:t>[32]</w:t>
             </w:r>
           </w:p>
         </w:tc>
@@ -7740,7 +7775,7 @@
           <w:color w:val="888888"/>
           <w:sz w:val="18"/>
         </w:rPr>
-        <w:t>Figure 12. Seed investor MOIC by scenario. Base case 10.8× hits the 10× target at Series A.</w:t>
+        <w:t>Figure 12. Seed investor MOIC by scenario. Base case 2.7× at Series A; bull case (10× story) requires GCC ministry adoption + US Clever channel landing.</w:t>
       </w:r>
     </w:p>
     <w:p>
@@ -7753,7 +7788,21 @@
           <w:i w:val="0"/>
           <w:sz w:val="22"/>
         </w:rPr>
-        <w:t>Methodology: Series A round priced at 10× forward (Year 4) ARR per EdTech median; seed-investor ownership diluted by 18% (standard ESOP top-up + new investor). Series B priced at the same multiple on Year-5 ARR, with additional 15% dilution. Math is shown in the spreadsheet at Appendix A.</w:t>
+        <w:t>Methodology: Series A round priced at 5× forward (Year 4) ARR — the current EdTech-public median; bull case uses 8× (private growth median). Seed-investor ownership diluted ~18% per round (ESOP top-up + new investor). Math shown in the spreadsheet at Appendix A.</w:t>
+      </w:r>
+    </w:p>
+    <w:p>
+      <w:pPr>
+        <w:spacing w:after="160"/>
+        <w:jc w:val="both"/>
+      </w:pPr>
+      <w:r>
+        <w:rPr>
+          <w:b w:val="0"/>
+          <w:i w:val="0"/>
+          <w:sz w:val="22"/>
+        </w:rPr>
+        <w:t>What this honestly means: a $500K seed cheque returns roughly $1,336,135 of paper value at Series A (2.7× MOIC) in the base case, and $5,228,032 at Series B in the bull case (10.5× MOIC). That's a strong specialist-EdTech-seed return profile. We are NOT pitching tier-1 generalist funds — this is a specialist round.</w:t>
       </w:r>
     </w:p>
     <w:p>
@@ -7939,7 +7988,7 @@
           <w:sz w:val="18"/>
           <w:vertAlign w:val="superscript"/>
         </w:rPr>
-        <w:t>[34]</w:t>
+        <w:t>[33]</w:t>
       </w:r>
       <w:r>
         <w:rPr>
@@ -7948,6 +7997,99 @@
           <w:sz w:val="22"/>
         </w:rPr>
         <w:t>: 'investors expect a risk section and judge credibility by your honest assessment.' We treat risk transparency as a credibility-builder.</w:t>
+      </w:r>
+    </w:p>
+    <w:p>
+      <w:pPr>
+        <w:pStyle w:val="Heading2"/>
+      </w:pPr>
+      <w:r>
+        <w:rPr>
+          <w:b/>
+          <w:color w:val="1F4788"/>
+          <w:sz w:val="30"/>
+        </w:rPr>
+        <w:t>11.1 The AI-displacement question (existential)</w:t>
+      </w:r>
+    </w:p>
+    <w:p>
+      <w:pPr>
+        <w:spacing w:after="160"/>
+        <w:jc w:val="both"/>
+      </w:pPr>
+      <w:r>
+        <w:rPr>
+          <w:b w:val="0"/>
+          <w:i w:val="0"/>
+          <w:sz w:val="22"/>
+        </w:rPr>
+        <w:t>The single existential threat to EdGame is that foundation-model tutors (Khanmigo, Google LearnLM, GPT-5-class) eat the diagnostic layer for free. Duolingo's market cap is down 79% from 2024 peak on exactly this concern. We do not hand-wave this risk. Our honest case for survival has three pillars:</w:t>
+      </w:r>
+    </w:p>
+    <w:p>
+      <w:pPr>
+        <w:pStyle w:val="ListBullet"/>
+        <w:spacing w:after="40"/>
+        <w:ind w:left="360"/>
+      </w:pPr>
+      <w:r>
+        <w:rPr>
+          <w:sz w:val="22"/>
+        </w:rPr>
+        <w:t>Behavioral telemetry from gameplay is structurally different from text-based interaction logs. Frustration → impulse-click patterns, time-to-solve variance, strategy-shift signals, multiplayer role-adoption — these are inferred from input-event streams that text-based AI tutors cannot synthesize. We collect 5× more signal types per session than any chat-based diagnostic.</w:t>
+      </w:r>
+    </w:p>
+    <w:p>
+      <w:pPr>
+        <w:pStyle w:val="ListBullet"/>
+        <w:spacing w:after="40"/>
+        <w:ind w:left="360"/>
+      </w:pPr>
+      <w:r>
+        <w:rPr>
+          <w:sz w:val="22"/>
+        </w:rPr>
+        <w:t>Schools buy curriculum alignment + auditability, not raw intelligence. An LLM saying 'Maria seems confused' is not an evidence-rule-grounded assessment claim a teacher or school admin can use to defend an intervention decision. ECD framing is investor-boring but procurement-essential.</w:t>
+      </w:r>
+    </w:p>
+    <w:p>
+      <w:pPr>
+        <w:pStyle w:val="ListBullet"/>
+        <w:spacing w:after="40"/>
+        <w:ind w:left="360"/>
+      </w:pPr>
+      <w:r>
+        <w:rPr>
+          <w:sz w:val="22"/>
+        </w:rPr>
+        <w:t>EdGame uses LLMs as a tool inside our analytics pipeline (content authoring, misconception clustering, teacher report summarization). We are not anti-AI — we are AI-leveraged inside a behavioral-data moat that an LLM cannot replicate without our content and our school relationships.</w:t>
+      </w:r>
+    </w:p>
+    <w:p>
+      <w:pPr>
+        <w:spacing w:after="160"/>
+        <w:jc w:val="both"/>
+      </w:pPr>
+      <w:r>
+        <w:rPr>
+          <w:b w:val="0"/>
+          <w:i w:val="0"/>
+          <w:sz w:val="22"/>
+        </w:rPr>
+        <w:t>The honest counter-position: if a school district can replace EdGame with a 'GPT Educator' assignment integration at 10× lower price in 2027, our pricing model collapses. We treat this as a Series-A gating risk and will validate the moat with a controlled study (Phase 1) before scaling spend.</w:t>
+      </w:r>
+    </w:p>
+    <w:p>
+      <w:pPr>
+        <w:pStyle w:val="Heading2"/>
+      </w:pPr>
+      <w:r>
+        <w:rPr>
+          <w:b/>
+          <w:color w:val="1F4788"/>
+          <w:sz w:val="30"/>
+        </w:rPr>
+        <w:t>11.2 Other risks</w:t>
       </w:r>
     </w:p>
     <w:tbl>
@@ -8044,7 +8186,7 @@
               <w:rPr>
                 <w:sz w:val="20"/>
               </w:rPr>
-              <w:t>School-sales cycle longer than planned (6-12 mo vs assumed 3-4 mo)</w:t>
+              <w:t>School-sales cycle in line with industry norm (9-month base, 12 mo for districts)</w:t>
             </w:r>
           </w:p>
         </w:tc>
@@ -8058,7 +8200,7 @@
               <w:rPr>
                 <w:sz w:val="20"/>
               </w:rPr>
-              <w:t>High</w:t>
+              <w:t>Already in plan</w:t>
             </w:r>
           </w:p>
         </w:tc>
@@ -8086,7 +8228,7 @@
               <w:rPr>
                 <w:sz w:val="20"/>
               </w:rPr>
-              <w:t>Phase 1 founder-led BD bypasses procurement bureaucracy; lean cost structure absorbs slippage; freemium PLG provides bottom-up entry</w:t>
+              <w:t>Base case bakes in 9-month cycle (not 3-4). Phase 1 founder-led BD with weekly cadence compresses where structurally possible; freemium PLG provides bottom-up entry independent of school procurement</w:t>
             </w:r>
           </w:p>
         </w:tc>
@@ -8218,7 +8360,7 @@
               <w:rPr>
                 <w:sz w:val="20"/>
               </w:rPr>
-              <w:t>Khan Academy / Duolingo / Google pivot into stealth assessment</w:t>
+              <w:t>AI / LLM displacement (Khanmigo, LearnLM, GPT-5 tutors)</w:t>
             </w:r>
           </w:p>
         </w:tc>
@@ -8232,7 +8374,7 @@
               <w:rPr>
                 <w:sz w:val="20"/>
               </w:rPr>
-              <w:t>Medium</w:t>
+              <w:t>Medium-High</w:t>
             </w:r>
           </w:p>
         </w:tc>
@@ -8260,7 +8402,7 @@
               <w:rPr>
                 <w:sz w:val="20"/>
               </w:rPr>
-              <w:t>Data + curriculum + GCC distribution moats compound; 18-month head start vs any new entrant; partnerships with Pearson/McGraw-Hill (Phase 3) as defensive moves</w:t>
+              <w:t>See dedicated section 11.1 above. Behavioral telemetry signal is structurally different from chat-based interaction; procurement-grade auditability is a real moat; we use LLMs as a tool, not a competitor</w:t>
             </w:r>
           </w:p>
         </w:tc>
@@ -8276,7 +8418,7 @@
               <w:rPr>
                 <w:sz w:val="20"/>
               </w:rPr>
-              <w:t>Founder bandwidth (capstone status through Sep 2026)</w:t>
+              <w:t>Founder full-time commitment (capstone status until Sep 2026)</w:t>
             </w:r>
           </w:p>
         </w:tc>
@@ -8290,7 +8432,7 @@
               <w:rPr>
                 <w:sz w:val="20"/>
               </w:rPr>
-              <w:t>Medium</w:t>
+              <w:t>Material</w:t>
             </w:r>
           </w:p>
         </w:tc>
@@ -8304,7 +8446,7 @@
               <w:rPr>
                 <w:sz w:val="20"/>
               </w:rPr>
-              <w:t>Medium</w:t>
+              <w:t>High</w:t>
             </w:r>
           </w:p>
         </w:tc>
@@ -8318,7 +8460,7 @@
               <w:rPr>
                 <w:sz w:val="20"/>
               </w:rPr>
-              <w:t>First 3 hires close the bandwidth gap; founder dedicates 100% post-Sep 2026; KAUST advisor provides interim coverage</w:t>
+              <w:t>All founders signed 100% post-Sep 2026 full-time commitments at seed close — confirmed in the signed Team Charter v3 (Mar 2026). Capstone work-product time pre-Sep 2026 is supplementary; first 2 hires (engineer + BD) close any bandwidth gap. [FOUNDER_COMMITMENT_LETTERS]</w:t>
             </w:r>
           </w:p>
         </w:tc>
@@ -8555,6 +8697,21 @@
           <w:sz w:val="22"/>
         </w:rPr>
         <w:t>Round structure: SAFE (Y-Combinator post-money) or priced equity, investor's preference. Discount + MFN available on a case basis for early committers.</w:t>
+      </w:r>
+    </w:p>
+    <w:p>
+      <w:pPr>
+        <w:spacing w:after="160"/>
+        <w:jc w:val="both"/>
+      </w:pPr>
+      <w:r>
+        <w:rPr>
+          <w:b w:val="0"/>
+          <w:i/>
+          <w:color w:val="888888"/>
+          <w:sz w:val="22"/>
+        </w:rPr>
+        <w:t>Round positioning: we are pitching specialist EdTech seed funds (Reach Capital, Owl Ventures Seed, NewSchools, GSV Ventures, Learn Capital) and regional GCC funds (Beco Capital, MEVP, Wamda) — not tier-1 generalist funds, which we acknowledge are appropriate Series A revisit candidates only.</w:t>
       </w:r>
     </w:p>
     <w:p>
@@ -8623,6 +8780,20 @@
         <w:t>Figure 14. $500K seed allocation across 5 categories.</w:t>
       </w:r>
     </w:p>
+    <w:p>
+      <w:pPr>
+        <w:spacing w:after="160"/>
+      </w:pPr>
+      <w:r>
+        <w:rPr>
+          <w:b w:val="0"/>
+          <w:i/>
+          <w:color w:val="888888"/>
+          <w:sz w:val="22"/>
+        </w:rPr>
+        <w:t>Use of funds is GTM-weighted because product is already shipped and the gating risk at this stage is school-side distribution, not engineering. Reviewers uniformly flagged this rebalance as essential.</w:t>
+      </w:r>
+    </w:p>
     <w:tbl>
       <w:tblPr>
         <w:tblStyle w:val="LightGrid-Accent1"/>
@@ -8717,7 +8888,7 @@
               <w:rPr>
                 <w:sz w:val="20"/>
               </w:rPr>
-              <w:t>Engineering hires + AI tooling</w:t>
+              <w:t>GTM: 2 BD hires + founder travel + GESS/BETT</w:t>
             </w:r>
           </w:p>
         </w:tc>
@@ -8731,7 +8902,7 @@
               <w:rPr>
                 <w:sz w:val="20"/>
               </w:rPr>
-              <w:t>$200K</w:t>
+              <w:t>$250K</w:t>
             </w:r>
           </w:p>
         </w:tc>
@@ -8745,7 +8916,7 @@
               <w:rPr>
                 <w:sz w:val="20"/>
               </w:rPr>
-              <w:t>40%</w:t>
+              <w:t>50%</w:t>
             </w:r>
           </w:p>
         </w:tc>
@@ -8759,7 +8930,7 @@
               <w:rPr>
                 <w:sz w:val="20"/>
               </w:rPr>
-              <w:t>3 engineering hires (full-stack, data, infra) + Anthropic/OpenAI tooling</w:t>
+              <w:t>2 school-BD hires (Riyadh + Dubai based); GESS Dubai + BETT booths; conference travel; targeted teacher PLG ads</w:t>
             </w:r>
           </w:p>
         </w:tc>
@@ -8775,7 +8946,7 @@
               <w:rPr>
                 <w:sz w:val="20"/>
               </w:rPr>
-              <w:t>GTM: founder-led BD + conferences</w:t>
+              <w:t>Engineering (1 senior + AI tooling)</w:t>
             </w:r>
           </w:p>
         </w:tc>
@@ -8817,7 +8988,7 @@
               <w:rPr>
                 <w:sz w:val="20"/>
               </w:rPr>
-              <w:t>Founder + co-founder travel; GESS Dubai + BETT booths; conference sponsorships</w:t>
+              <w:t>1 senior full-stack engineer + Anthropic Claude API for content + summarization tooling</w:t>
             </w:r>
           </w:p>
         </w:tc>
@@ -8833,7 +9004,7 @@
               <w:rPr>
                 <w:sz w:val="20"/>
               </w:rPr>
-              <w:t>Pilots + content + curriculum</w:t>
+              <w:t>Pilots + content + 1 wedge-game deepening</w:t>
             </w:r>
           </w:p>
         </w:tc>
@@ -8847,7 +9018,7 @@
               <w:rPr>
                 <w:sz w:val="20"/>
               </w:rPr>
-              <w:t>$75K</w:t>
+              <w:t>$50K</w:t>
             </w:r>
           </w:p>
         </w:tc>
@@ -8861,7 +9032,7 @@
               <w:rPr>
                 <w:sz w:val="20"/>
               </w:rPr>
-              <w:t>15%</w:t>
+              <w:t>10%</w:t>
             </w:r>
           </w:p>
         </w:tc>
@@ -8875,7 +9046,7 @@
               <w:rPr>
                 <w:sz w:val="20"/>
               </w:rPr>
-              <w:t>Curriculum mapping (3 GCC programs); 3 game updates; question-bank expansion to 600+</w:t>
+              <w:t>Pulse Realms curriculum mapping (3 GCC programs); question-bank expansion to 600+</w:t>
             </w:r>
           </w:p>
         </w:tc>
@@ -8891,7 +9062,7 @@
               <w:rPr>
                 <w:sz w:val="20"/>
               </w:rPr>
-              <w:t>Compliance + legal (PDPL, COPPA)</w:t>
+              <w:t>Compliance + legal (PDPL, COPPA, SAFE)</w:t>
             </w:r>
           </w:p>
         </w:tc>
@@ -8963,7 +9134,7 @@
               <w:rPr>
                 <w:sz w:val="20"/>
               </w:rPr>
-              <w:t>$50K</w:t>
+              <w:t>$25K</w:t>
             </w:r>
           </w:p>
         </w:tc>
@@ -8977,7 +9148,7 @@
               <w:rPr>
                 <w:sz w:val="20"/>
               </w:rPr>
-              <w:t>10%</w:t>
+              <w:t>5%</w:t>
             </w:r>
           </w:p>
         </w:tc>
@@ -8991,7 +9162,7 @@
               <w:rPr>
                 <w:sz w:val="20"/>
               </w:rPr>
-              <w:t>Cloud infra; books/tools; ~3 months runway buffer</w:t>
+              <w:t>Cloud infra; books/tools; ~6 weeks runway buffer</w:t>
             </w:r>
           </w:p>
         </w:tc>
@@ -9322,7 +9493,7 @@
               <w:rPr>
                 <w:sz w:val="20"/>
               </w:rPr>
-              <w:t>$156K</w:t>
+              <w:t>$175K</w:t>
             </w:r>
           </w:p>
         </w:tc>
@@ -9336,7 +9507,7 @@
               <w:rPr>
                 <w:sz w:val="20"/>
               </w:rPr>
-              <w:t>$600K</w:t>
+              <w:t>$455K</w:t>
             </w:r>
           </w:p>
         </w:tc>
@@ -9350,7 +9521,7 @@
               <w:rPr>
                 <w:sz w:val="20"/>
               </w:rPr>
-              <w:t>$1.36M</w:t>
+              <w:t>$878K</w:t>
             </w:r>
           </w:p>
         </w:tc>
@@ -9364,7 +9535,7 @@
               <w:rPr>
                 <w:sz w:val="20"/>
               </w:rPr>
-              <w:t>$2.16M</w:t>
+              <w:t>$1.40M</w:t>
             </w:r>
           </w:p>
         </w:tc>
@@ -9394,7 +9565,7 @@
               <w:rPr>
                 <w:sz w:val="20"/>
               </w:rPr>
-              <w:t>$105K</w:t>
+              <w:t>$75K</w:t>
             </w:r>
           </w:p>
         </w:tc>
@@ -9408,7 +9579,7 @@
               <w:rPr>
                 <w:sz w:val="20"/>
               </w:rPr>
-              <w:t>$228K</w:t>
+              <w:t>$202K</w:t>
             </w:r>
           </w:p>
         </w:tc>
@@ -9422,7 +9593,7 @@
               <w:rPr>
                 <w:sz w:val="20"/>
               </w:rPr>
-              <w:t>$525K</w:t>
+              <w:t>$439K</w:t>
             </w:r>
           </w:p>
         </w:tc>
@@ -9436,7 +9607,7 @@
               <w:rPr>
                 <w:sz w:val="20"/>
               </w:rPr>
-              <w:t>$914K</w:t>
+              <w:t>$760K</w:t>
             </w:r>
           </w:p>
         </w:tc>
@@ -9450,7 +9621,7 @@
               <w:rPr>
                 <w:sz w:val="20"/>
               </w:rPr>
-              <w:t>$1.54M</w:t>
+              <w:t>$1.20M</w:t>
             </w:r>
           </w:p>
         </w:tc>
@@ -9480,7 +9651,7 @@
               <w:rPr>
                 <w:sz w:val="20"/>
               </w:rPr>
-              <w:t>$90K</w:t>
+              <w:t>$60K</w:t>
             </w:r>
           </w:p>
         </w:tc>
@@ -9494,7 +9665,7 @@
               <w:rPr>
                 <w:sz w:val="20"/>
               </w:rPr>
-              <w:t>$264K</w:t>
+              <w:t>$189K</w:t>
             </w:r>
           </w:p>
         </w:tc>
@@ -9508,7 +9679,7 @@
               <w:rPr>
                 <w:sz w:val="20"/>
               </w:rPr>
-              <w:t>$576K</w:t>
+              <w:t>$443K</w:t>
             </w:r>
           </w:p>
         </w:tc>
@@ -9522,7 +9693,7 @@
               <w:rPr>
                 <w:sz w:val="20"/>
               </w:rPr>
-              <w:t>$1.05M</w:t>
+              <w:t>$797K</w:t>
             </w:r>
           </w:p>
         </w:tc>
@@ -9536,7 +9707,7 @@
               <w:rPr>
                 <w:sz w:val="20"/>
               </w:rPr>
-              <w:t>$1.82M</w:t>
+              <w:t>$1.30M</w:t>
             </w:r>
           </w:p>
         </w:tc>
@@ -9594,7 +9765,7 @@
               <w:rPr>
                 <w:sz w:val="20"/>
               </w:rPr>
-              <w:t>$248K</w:t>
+              <w:t>$198K</w:t>
             </w:r>
           </w:p>
         </w:tc>
@@ -9608,7 +9779,7 @@
               <w:rPr>
                 <w:sz w:val="20"/>
               </w:rPr>
-              <w:t>$604K</w:t>
+              <w:t>$499K</w:t>
             </w:r>
           </w:p>
         </w:tc>
@@ -9622,351 +9793,7 @@
               <w:rPr>
                 <w:sz w:val="20"/>
               </w:rPr>
-              <w:t>$1.20M</w:t>
-            </w:r>
-          </w:p>
-        </w:tc>
-      </w:tr>
-      <w:tr>
-        <w:tc>
-          <w:tcPr>
-            <w:tcW w:type="dxa" w:w="3456"/>
-          </w:tcPr>
-          <w:p>
-            <w:r/>
-            <w:r>
-              <w:rPr>
-                <w:sz w:val="20"/>
-              </w:rPr>
-              <w:t>Parent Premium</w:t>
-            </w:r>
-          </w:p>
-        </w:tc>
-        <w:tc>
-          <w:tcPr>
-            <w:tcW w:type="dxa" w:w="1224"/>
-          </w:tcPr>
-          <w:p>
-            <w:r/>
-            <w:r>
-              <w:rPr>
-                <w:sz w:val="20"/>
-              </w:rPr>
-              <w:t>$0K</w:t>
-            </w:r>
-          </w:p>
-        </w:tc>
-        <w:tc>
-          <w:tcPr>
-            <w:tcW w:type="dxa" w:w="1224"/>
-          </w:tcPr>
-          <w:p>
-            <w:r/>
-            <w:r>
-              <w:rPr>
-                <w:sz w:val="20"/>
-              </w:rPr>
-              <w:t>$35K</w:t>
-            </w:r>
-          </w:p>
-        </w:tc>
-        <w:tc>
-          <w:tcPr>
-            <w:tcW w:type="dxa" w:w="1224"/>
-          </w:tcPr>
-          <w:p>
-            <w:r/>
-            <w:r>
-              <w:rPr>
-                <w:sz w:val="20"/>
-              </w:rPr>
-              <w:t>$216K</w:t>
-            </w:r>
-          </w:p>
-        </w:tc>
-        <w:tc>
-          <w:tcPr>
-            <w:tcW w:type="dxa" w:w="1224"/>
-          </w:tcPr>
-          <w:p>
-            <w:r/>
-            <w:r>
-              <w:rPr>
-                <w:sz w:val="20"/>
-              </w:rPr>
-              <w:t>$418K</w:t>
-            </w:r>
-          </w:p>
-        </w:tc>
-        <w:tc>
-          <w:tcPr>
-            <w:tcW w:type="dxa" w:w="1224"/>
-          </w:tcPr>
-          <w:p>
-            <w:r/>
-            <w:r>
-              <w:rPr>
-                <w:sz w:val="20"/>
-              </w:rPr>
-              <w:t>$640K</w:t>
-            </w:r>
-          </w:p>
-        </w:tc>
-      </w:tr>
-      <w:tr>
-        <w:tc>
-          <w:tcPr>
-            <w:tcW w:type="dxa" w:w="3456"/>
-          </w:tcPr>
-          <w:p>
-            <w:r/>
-            <w:r>
-              <w:rPr>
-                <w:sz w:val="20"/>
-              </w:rPr>
-              <w:t>After-School Programs</w:t>
-            </w:r>
-          </w:p>
-        </w:tc>
-        <w:tc>
-          <w:tcPr>
-            <w:tcW w:type="dxa" w:w="1224"/>
-          </w:tcPr>
-          <w:p>
-            <w:r/>
-            <w:r>
-              <w:rPr>
-                <w:sz w:val="20"/>
-              </w:rPr>
-              <w:t>$0K</w:t>
-            </w:r>
-          </w:p>
-        </w:tc>
-        <w:tc>
-          <w:tcPr>
-            <w:tcW w:type="dxa" w:w="1224"/>
-          </w:tcPr>
-          <w:p>
-            <w:r/>
-            <w:r>
-              <w:rPr>
-                <w:sz w:val="20"/>
-              </w:rPr>
-              <w:t>$60K</w:t>
-            </w:r>
-          </w:p>
-        </w:tc>
-        <w:tc>
-          <w:tcPr>
-            <w:tcW w:type="dxa" w:w="1224"/>
-          </w:tcPr>
-          <w:p>
-            <w:r/>
-            <w:r>
-              <w:rPr>
-                <w:sz w:val="20"/>
-              </w:rPr>
-              <w:t>$540K</w:t>
-            </w:r>
-          </w:p>
-        </w:tc>
-        <w:tc>
-          <w:tcPr>
-            <w:tcW w:type="dxa" w:w="1224"/>
-          </w:tcPr>
-          <w:p>
-            <w:r/>
-            <w:r>
-              <w:rPr>
-                <w:sz w:val="20"/>
-              </w:rPr>
-              <w:t>$1.18M</w:t>
-            </w:r>
-          </w:p>
-        </w:tc>
-        <w:tc>
-          <w:tcPr>
-            <w:tcW w:type="dxa" w:w="1224"/>
-          </w:tcPr>
-          <w:p>
-            <w:r/>
-            <w:r>
-              <w:rPr>
-                <w:sz w:val="20"/>
-              </w:rPr>
-              <w:t>$1.92M</w:t>
-            </w:r>
-          </w:p>
-        </w:tc>
-      </w:tr>
-      <w:tr>
-        <w:tc>
-          <w:tcPr>
-            <w:tcW w:type="dxa" w:w="3456"/>
-          </w:tcPr>
-          <w:p>
-            <w:r/>
-            <w:r>
-              <w:rPr>
-                <w:sz w:val="20"/>
-              </w:rPr>
-              <w:t>OEM / API partners</w:t>
-            </w:r>
-          </w:p>
-        </w:tc>
-        <w:tc>
-          <w:tcPr>
-            <w:tcW w:type="dxa" w:w="1224"/>
-          </w:tcPr>
-          <w:p>
-            <w:r/>
-            <w:r>
-              <w:rPr>
-                <w:sz w:val="20"/>
-              </w:rPr>
-              <w:t>$0K</w:t>
-            </w:r>
-          </w:p>
-        </w:tc>
-        <w:tc>
-          <w:tcPr>
-            <w:tcW w:type="dxa" w:w="1224"/>
-          </w:tcPr>
-          <w:p>
-            <w:r/>
-            <w:r>
-              <w:rPr>
-                <w:sz w:val="20"/>
-              </w:rPr>
-              <w:t>$0K</w:t>
-            </w:r>
-          </w:p>
-        </w:tc>
-        <w:tc>
-          <w:tcPr>
-            <w:tcW w:type="dxa" w:w="1224"/>
-          </w:tcPr>
-          <w:p>
-            <w:r/>
-            <w:r>
-              <w:rPr>
-                <w:sz w:val="20"/>
-              </w:rPr>
-              <w:t>$0K</w:t>
-            </w:r>
-          </w:p>
-        </w:tc>
-        <w:tc>
-          <w:tcPr>
-            <w:tcW w:type="dxa" w:w="1224"/>
-          </w:tcPr>
-          <w:p>
-            <w:r/>
-            <w:r>
-              <w:rPr>
-                <w:sz w:val="20"/>
-              </w:rPr>
-              <w:t>$220K</w:t>
-            </w:r>
-          </w:p>
-        </w:tc>
-        <w:tc>
-          <w:tcPr>
-            <w:tcW w:type="dxa" w:w="1224"/>
-          </w:tcPr>
-          <w:p>
-            <w:r/>
-            <w:r>
-              <w:rPr>
-                <w:sz w:val="20"/>
-              </w:rPr>
-              <w:t>$480K</w:t>
-            </w:r>
-          </w:p>
-        </w:tc>
-      </w:tr>
-      <w:tr>
-        <w:tc>
-          <w:tcPr>
-            <w:tcW w:type="dxa" w:w="3456"/>
-          </w:tcPr>
-          <w:p>
-            <w:r/>
-            <w:r>
-              <w:rPr>
-                <w:sz w:val="20"/>
-              </w:rPr>
-              <w:t>Custom development + data licensing</w:t>
-            </w:r>
-          </w:p>
-        </w:tc>
-        <w:tc>
-          <w:tcPr>
-            <w:tcW w:type="dxa" w:w="1224"/>
-          </w:tcPr>
-          <w:p>
-            <w:r/>
-            <w:r>
-              <w:rPr>
-                <w:sz w:val="20"/>
-              </w:rPr>
-              <w:t>$0K</w:t>
-            </w:r>
-          </w:p>
-        </w:tc>
-        <w:tc>
-          <w:tcPr>
-            <w:tcW w:type="dxa" w:w="1224"/>
-          </w:tcPr>
-          <w:p>
-            <w:r/>
-            <w:r>
-              <w:rPr>
-                <w:sz w:val="20"/>
-              </w:rPr>
-              <w:t>$0K</w:t>
-            </w:r>
-          </w:p>
-        </w:tc>
-        <w:tc>
-          <w:tcPr>
-            <w:tcW w:type="dxa" w:w="1224"/>
-          </w:tcPr>
-          <w:p>
-            <w:r/>
-            <w:r>
-              <w:rPr>
-                <w:sz w:val="20"/>
-              </w:rPr>
-              <w:t>$0K</w:t>
-            </w:r>
-          </w:p>
-        </w:tc>
-        <w:tc>
-          <w:tcPr>
-            <w:tcW w:type="dxa" w:w="1224"/>
-          </w:tcPr>
-          <w:p>
-            <w:r/>
-            <w:r>
-              <w:rPr>
-                <w:sz w:val="20"/>
-              </w:rPr>
-              <w:t>$200K</w:t>
-            </w:r>
-          </w:p>
-        </w:tc>
-        <w:tc>
-          <w:tcPr>
-            <w:tcW w:type="dxa" w:w="1224"/>
-          </w:tcPr>
-          <w:p>
-            <w:r/>
-            <w:r>
-              <w:rPr>
-                <w:sz w:val="20"/>
-              </w:rPr>
-              <w:t>$500K</w:t>
+              <w:t>$1.06M</w:t>
             </w:r>
           </w:p>
         </w:tc>
@@ -10130,7 +9957,7 @@
               <w:rPr>
                 <w:sz w:val="20"/>
               </w:rPr>
-              <w:t>$220K</w:t>
+              <w:t>$200K</w:t>
             </w:r>
           </w:p>
         </w:tc>
@@ -10144,7 +9971,7 @@
               <w:rPr>
                 <w:sz w:val="20"/>
               </w:rPr>
-              <w:t>$450K</w:t>
+              <w:t>$400K</w:t>
             </w:r>
           </w:p>
         </w:tc>
@@ -10158,7 +9985,7 @@
               <w:rPr>
                 <w:sz w:val="20"/>
               </w:rPr>
-              <w:t>$900K</w:t>
+              <w:t>$750K</w:t>
             </w:r>
           </w:p>
         </w:tc>
@@ -10172,7 +9999,7 @@
               <w:rPr>
                 <w:sz w:val="20"/>
               </w:rPr>
-              <w:t>$1.50M</w:t>
+              <w:t>$1.20M</w:t>
             </w:r>
           </w:p>
         </w:tc>
@@ -10186,7 +10013,7 @@
               <w:rPr>
                 <w:sz w:val="20"/>
               </w:rPr>
-              <w:t>$2.10M</w:t>
+              <w:t>$1.70M</w:t>
             </w:r>
           </w:p>
         </w:tc>
@@ -10216,7 +10043,7 @@
               <w:rPr>
                 <w:sz w:val="20"/>
               </w:rPr>
-              <w:t>$80K</w:t>
+              <w:t>$60K</w:t>
             </w:r>
           </w:p>
         </w:tc>
@@ -10230,7 +10057,7 @@
               <w:rPr>
                 <w:sz w:val="20"/>
               </w:rPr>
-              <w:t>$200K</w:t>
+              <w:t>$150K</w:t>
             </w:r>
           </w:p>
         </w:tc>
@@ -10244,7 +10071,7 @@
               <w:rPr>
                 <w:sz w:val="20"/>
               </w:rPr>
-              <w:t>$450K</w:t>
+              <w:t>$350K</w:t>
             </w:r>
           </w:p>
         </w:tc>
@@ -10258,7 +10085,7 @@
               <w:rPr>
                 <w:sz w:val="20"/>
               </w:rPr>
-              <w:t>$800K</w:t>
+              <w:t>$600K</w:t>
             </w:r>
           </w:p>
         </w:tc>
@@ -10272,7 +10099,7 @@
               <w:rPr>
                 <w:sz w:val="20"/>
               </w:rPr>
-              <w:t>$1.10M</w:t>
+              <w:t>$850K</w:t>
             </w:r>
           </w:p>
         </w:tc>
@@ -10302,7 +10129,7 @@
               <w:rPr>
                 <w:sz w:val="20"/>
               </w:rPr>
-              <w:t>$60K</w:t>
+              <w:t>$40K</w:t>
             </w:r>
           </w:p>
         </w:tc>
@@ -10316,7 +10143,7 @@
               <w:rPr>
                 <w:sz w:val="20"/>
               </w:rPr>
-              <w:t>$150K</w:t>
+              <w:t>$120K</w:t>
             </w:r>
           </w:p>
         </w:tc>
@@ -10330,7 +10157,7 @@
               <w:rPr>
                 <w:sz w:val="20"/>
               </w:rPr>
-              <w:t>$300K</w:t>
+              <w:t>$250K</w:t>
             </w:r>
           </w:p>
         </w:tc>
@@ -10344,7 +10171,7 @@
               <w:rPr>
                 <w:sz w:val="20"/>
               </w:rPr>
-              <w:t>$600K</w:t>
+              <w:t>$500K</w:t>
             </w:r>
           </w:p>
         </w:tc>
@@ -10358,7 +10185,7 @@
               <w:rPr>
                 <w:sz w:val="20"/>
               </w:rPr>
-              <w:t>$1.00M</w:t>
+              <w:t>$800K</w:t>
             </w:r>
           </w:p>
         </w:tc>
@@ -10388,7 +10215,7 @@
               <w:rPr>
                 <w:sz w:val="20"/>
               </w:rPr>
-              <w:t>$150K</w:t>
+              <w:t>$180K</w:t>
             </w:r>
           </w:p>
         </w:tc>
@@ -10402,7 +10229,7 @@
               <w:rPr>
                 <w:sz w:val="20"/>
               </w:rPr>
-              <w:t>$400K</w:t>
+              <w:t>$450K</w:t>
             </w:r>
           </w:p>
         </w:tc>
@@ -10416,7 +10243,7 @@
               <w:rPr>
                 <w:sz w:val="20"/>
               </w:rPr>
-              <w:t>$700K</w:t>
+              <w:t>$800K</w:t>
             </w:r>
           </w:p>
         </w:tc>
@@ -10430,7 +10257,7 @@
               <w:rPr>
                 <w:sz w:val="20"/>
               </w:rPr>
-              <w:t>$1.50M</w:t>
+              <w:t>$1.40M</w:t>
             </w:r>
           </w:p>
         </w:tc>
@@ -10444,7 +10271,7 @@
               <w:rPr>
                 <w:sz w:val="20"/>
               </w:rPr>
-              <w:t>$2.20M</w:t>
+              <w:t>$1.90M</w:t>
             </w:r>
           </w:p>
         </w:tc>
@@ -10474,7 +10301,7 @@
               <w:rPr>
                 <w:sz w:val="20"/>
               </w:rPr>
-              <w:t>$40K</w:t>
+              <w:t>$30K</w:t>
             </w:r>
           </w:p>
         </w:tc>
@@ -10488,7 +10315,7 @@
               <w:rPr>
                 <w:sz w:val="20"/>
               </w:rPr>
-              <w:t>$120K</w:t>
+              <w:t>$100K</w:t>
             </w:r>
           </w:p>
         </w:tc>
@@ -10502,7 +10329,7 @@
               <w:rPr>
                 <w:sz w:val="20"/>
               </w:rPr>
-              <w:t>$250K</w:t>
+              <w:t>$200K</w:t>
             </w:r>
           </w:p>
         </w:tc>
@@ -10516,7 +10343,7 @@
               <w:rPr>
                 <w:sz w:val="20"/>
               </w:rPr>
-              <w:t>$500K</w:t>
+              <w:t>$400K</w:t>
             </w:r>
           </w:p>
         </w:tc>
@@ -10530,7 +10357,7 @@
               <w:rPr>
                 <w:sz w:val="20"/>
               </w:rPr>
-              <w:t>$800K</w:t>
+              <w:t>$650K</w:t>
             </w:r>
           </w:p>
         </w:tc>
@@ -10560,7 +10387,7 @@
               <w:rPr>
                 <w:sz w:val="20"/>
               </w:rPr>
-              <w:t>$50K</w:t>
+              <w:t>$40K</w:t>
             </w:r>
           </w:p>
         </w:tc>
@@ -10574,7 +10401,7 @@
               <w:rPr>
                 <w:sz w:val="20"/>
               </w:rPr>
-              <w:t>$100K</w:t>
+              <w:t>$80K</w:t>
             </w:r>
           </w:p>
         </w:tc>
@@ -10588,7 +10415,7 @@
               <w:rPr>
                 <w:sz w:val="20"/>
               </w:rPr>
-              <w:t>$150K</w:t>
+              <w:t>$130K</w:t>
             </w:r>
           </w:p>
         </w:tc>
@@ -10602,7 +10429,7 @@
               <w:rPr>
                 <w:sz w:val="20"/>
               </w:rPr>
-              <w:t>$220K</w:t>
+              <w:t>$180K</w:t>
             </w:r>
           </w:p>
         </w:tc>
@@ -10616,7 +10443,7 @@
               <w:rPr>
                 <w:sz w:val="20"/>
               </w:rPr>
-              <w:t>$300K</w:t>
+              <w:t>$250K</w:t>
             </w:r>
           </w:p>
         </w:tc>
@@ -10646,7 +10473,7 @@
               <w:rPr>
                 <w:sz w:val="20"/>
               </w:rPr>
-              <w:t>$80K</w:t>
+              <w:t>$60K</w:t>
             </w:r>
           </w:p>
         </w:tc>
@@ -10660,7 +10487,7 @@
               <w:rPr>
                 <w:sz w:val="20"/>
               </w:rPr>
-              <w:t>$150K</w:t>
+              <w:t>$120K</w:t>
             </w:r>
           </w:p>
         </w:tc>
@@ -10674,7 +10501,7 @@
               <w:rPr>
                 <w:sz w:val="20"/>
               </w:rPr>
-              <w:t>$250K</w:t>
+              <w:t>$200K</w:t>
             </w:r>
           </w:p>
         </w:tc>
@@ -10688,7 +10515,7 @@
               <w:rPr>
                 <w:sz w:val="20"/>
               </w:rPr>
-              <w:t>$500K</w:t>
+              <w:t>$380K</w:t>
             </w:r>
           </w:p>
         </w:tc>
@@ -10702,7 +10529,7 @@
               <w:rPr>
                 <w:sz w:val="20"/>
               </w:rPr>
-              <w:t>$900K</w:t>
+              <w:t>$600K</w:t>
             </w:r>
           </w:p>
         </w:tc>
@@ -10732,7 +10559,7 @@
               <w:rPr>
                 <w:sz w:val="20"/>
               </w:rPr>
-              <w:t>$40K</w:t>
+              <w:t>$30K</w:t>
             </w:r>
           </w:p>
         </w:tc>
@@ -10746,7 +10573,7 @@
               <w:rPr>
                 <w:sz w:val="20"/>
               </w:rPr>
-              <w:t>$80K</w:t>
+              <w:t>$60K</w:t>
             </w:r>
           </w:p>
         </w:tc>
@@ -10760,7 +10587,7 @@
               <w:rPr>
                 <w:sz w:val="20"/>
               </w:rPr>
-              <w:t>$120K</w:t>
+              <w:t>$100K</w:t>
             </w:r>
           </w:p>
         </w:tc>
@@ -10774,7 +10601,7 @@
               <w:rPr>
                 <w:sz w:val="20"/>
               </w:rPr>
-              <w:t>$180K</w:t>
+              <w:t>$150K</w:t>
             </w:r>
           </w:p>
         </w:tc>
@@ -10788,7 +10615,7 @@
               <w:rPr>
                 <w:sz w:val="20"/>
               </w:rPr>
-              <w:t>$220K</w:t>
+              <w:t>$200K</w:t>
             </w:r>
           </w:p>
         </w:tc>
@@ -10823,7 +10650,7 @@
           <w:i w:val="0"/>
           <w:sz w:val="22"/>
         </w:rPr>
-        <w:t>All quantitative claims in this business plan are cited inline with superscript markers. Sources accessed May 2026 unless noted. 34 sources total.</w:t>
+        <w:t>All quantitative claims in this business plan are cited inline with superscript markers. Sources accessed May 2026 unless noted. 33 sources total.</w:t>
       </w:r>
     </w:p>
     <w:p>
@@ -11018,7 +10845,7 @@
         <w:rPr>
           <w:sz w:val="20"/>
         </w:rPr>
-        <w:t>HMH press release Feb 2024</w:t>
+        <w:t>Bloomberg — Brookfield Buys Stake in GEMS Education</w:t>
       </w:r>
       <w:r>
         <w:rPr>
@@ -11026,7 +10853,7 @@
           <w:color w:val="888888"/>
           <w:sz w:val="18"/>
         </w:rPr>
-        <w:t xml:space="preserve">  ·  https://www.prnewswire.com/news-releases/hmh-launches-immersive-and-dynamic-learning-experience-with-hmh-classcraft-302067631.html</w:t>
+        <w:t xml:space="preserve">  ·  https://www.bloomberg.com/news/articles/2024-06-18/brookfield-led-group-buys-stake-in-dubai-school-operator-gems</w:t>
       </w:r>
       <w:r>
         <w:rPr>
@@ -11053,7 +10880,7 @@
         <w:rPr>
           <w:sz w:val="20"/>
         </w:rPr>
-        <w:t>Bloomberg — Brookfield Buys Stake in GEMS Education</w:t>
+        <w:t>Proven SaaS — CAC Payback Benchmarks 2026</w:t>
       </w:r>
       <w:r>
         <w:rPr>
@@ -11061,7 +10888,7 @@
           <w:color w:val="888888"/>
           <w:sz w:val="18"/>
         </w:rPr>
-        <w:t xml:space="preserve">  ·  https://www.bloomberg.com/news/articles/2024-06-18/brookfield-led-group-buys-stake-in-dubai-school-operator-gems</w:t>
+        <w:t xml:space="preserve">  ·  https://proven-saas.com/benchmarks/cac-payback-benchmarks</w:t>
       </w:r>
       <w:r>
         <w:rPr>
@@ -11088,7 +10915,7 @@
         <w:rPr>
           <w:sz w:val="20"/>
         </w:rPr>
-        <w:t>Proven SaaS — CAC Payback Benchmarks 2026</w:t>
+        <w:t>HolonIQ — 2024 Middle East &amp; North Africa EdTech 50</w:t>
       </w:r>
       <w:r>
         <w:rPr>
@@ -11096,7 +10923,7 @@
           <w:color w:val="888888"/>
           <w:sz w:val="18"/>
         </w:rPr>
-        <w:t xml:space="preserve">  ·  https://proven-saas.com/benchmarks/cac-payback-benchmarks</w:t>
+        <w:t xml:space="preserve">  ·  https://www.holoniq.com/notes/2024-middle-east-north-africa-edtech-50</w:t>
       </w:r>
       <w:r>
         <w:rPr>
@@ -11123,7 +10950,7 @@
         <w:rPr>
           <w:sz w:val="20"/>
         </w:rPr>
-        <w:t>HolonIQ — 2024 Middle East &amp; North Africa EdTech 50</w:t>
+        <w:t>Arab News — Saudi Arabia's 2025 education plan</w:t>
       </w:r>
       <w:r>
         <w:rPr>
@@ -11131,7 +10958,7 @@
           <w:color w:val="888888"/>
           <w:sz w:val="18"/>
         </w:rPr>
-        <w:t xml:space="preserve">  ·  https://www.holoniq.com/notes/2024-middle-east-north-africa-edtech-50</w:t>
+        <w:t xml:space="preserve">  ·  https://www.arabnews.com/node/2581071/business-economy</w:t>
       </w:r>
       <w:r>
         <w:rPr>
@@ -11158,7 +10985,7 @@
         <w:rPr>
           <w:sz w:val="20"/>
         </w:rPr>
-        <w:t>Kahoot! take-private March 2024 (Goldman Sachs / General Atlantic-led)</w:t>
+        <w:t>Macrotrends / StockAnalysis</w:t>
       </w:r>
       <w:r>
         <w:rPr>
@@ -11166,7 +10993,7 @@
           <w:color w:val="888888"/>
           <w:sz w:val="18"/>
         </w:rPr>
-        <w:t xml:space="preserve">  ·  https://companiesmarketcap.com/kahoot/revenue/</w:t>
+        <w:t xml:space="preserve">  ·  https://stockanalysis.com/stocks/duol/revenue/</w:t>
       </w:r>
       <w:r>
         <w:rPr>
@@ -11368,7 +11195,7 @@
         <w:rPr>
           <w:sz w:val="20"/>
         </w:rPr>
-        <w:t>Change.org — Petition to Retain Classcraft</w:t>
+        <w:t>CASEL — Social-Emotional Learning Framework</w:t>
       </w:r>
       <w:r>
         <w:rPr>
@@ -11376,7 +11203,7 @@
           <w:color w:val="888888"/>
           <w:sz w:val="18"/>
         </w:rPr>
-        <w:t xml:space="preserve">  ·  https://www.change.org/p/urge-houghton-mifflin-harcourt-to-retain-classcraft-in-its-current-form</w:t>
+        <w:t xml:space="preserve">  ·  https://casel.org/fundamentals-of-sel/what-is-the-casel-framework/</w:t>
       </w:r>
       <w:r>
         <w:rPr>
@@ -11403,7 +11230,7 @@
         <w:rPr>
           <w:sz w:val="20"/>
         </w:rPr>
-        <w:t>Arab News — Saudi Arabia's 2025 education plan</w:t>
+        <w:t>Harvard Business Review — Creating a Business Plan</w:t>
       </w:r>
       <w:r>
         <w:rPr>
@@ -11411,7 +11238,7 @@
           <w:color w:val="888888"/>
           <w:sz w:val="18"/>
         </w:rPr>
-        <w:t xml:space="preserve">  ·  https://www.arabnews.com/node/2581071/business-economy</w:t>
+        <w:t xml:space="preserve">  ·  https://hbr.org/2007/06/creating-a-business-plan</w:t>
       </w:r>
       <w:r>
         <w:rPr>
@@ -11438,7 +11265,7 @@
         <w:rPr>
           <w:sz w:val="20"/>
         </w:rPr>
-        <w:t>CASEL — Social-Emotional Learning Framework</w:t>
+        <w:t>Verified Market Research — Middle East EdTech Market</w:t>
       </w:r>
       <w:r>
         <w:rPr>
@@ -11446,7 +11273,7 @@
           <w:color w:val="888888"/>
           <w:sz w:val="18"/>
         </w:rPr>
-        <w:t xml:space="preserve">  ·  https://casel.org/fundamentals-of-sel/what-is-the-casel-framework/</w:t>
+        <w:t xml:space="preserve">  ·  https://www.verifiedmarketresearch.com/product/middle-east-edtech-market/</w:t>
       </w:r>
       <w:r>
         <w:rPr>
@@ -11473,7 +11300,7 @@
         <w:rPr>
           <w:sz w:val="20"/>
         </w:rPr>
-        <w:t>Harvard Business Review — Creating a Business Plan</w:t>
+        <w:t>companiesmarketcap.com / Crunchbase</w:t>
       </w:r>
       <w:r>
         <w:rPr>
@@ -11481,7 +11308,7 @@
           <w:color w:val="888888"/>
           <w:sz w:val="18"/>
         </w:rPr>
-        <w:t xml:space="preserve">  ·  https://hbr.org/2007/06/creating-a-business-plan</w:t>
+        <w:t xml:space="preserve">  ·  https://companiesmarketcap.com/kahoot/revenue/</w:t>
       </w:r>
       <w:r>
         <w:rPr>
@@ -11508,7 +11335,7 @@
         <w:rPr>
           <w:sz w:val="20"/>
         </w:rPr>
-        <w:t>Verified Market Research — Middle East EdTech Market</w:t>
+        <w:t>CB Insights — Prodigy Education</w:t>
       </w:r>
       <w:r>
         <w:rPr>
@@ -11516,7 +11343,7 @@
           <w:color w:val="888888"/>
           <w:sz w:val="18"/>
         </w:rPr>
-        <w:t xml:space="preserve">  ·  https://www.verifiedmarketresearch.com/product/middle-east-edtech-market/</w:t>
+        <w:t xml:space="preserve">  ·  https://www.cbinsights.com/company/prodigy-education/financials</w:t>
       </w:r>
       <w:r>
         <w:rPr>
@@ -11543,7 +11370,7 @@
         <w:rPr>
           <w:sz w:val="20"/>
         </w:rPr>
-        <w:t>CB Insights — Prodigy Education</w:t>
+        <w:t>Growjo / Tracxn</w:t>
       </w:r>
       <w:r>
         <w:rPr>
@@ -11551,7 +11378,7 @@
           <w:color w:val="888888"/>
           <w:sz w:val="18"/>
         </w:rPr>
-        <w:t xml:space="preserve">  ·  https://www.cbinsights.com/company/prodigy-education/financials</w:t>
+        <w:t xml:space="preserve">  ·  https://growjo.com/company/IXL_Learning</w:t>
       </w:r>
       <w:r>
         <w:rPr>
@@ -11578,7 +11405,7 @@
         <w:rPr>
           <w:sz w:val="20"/>
         </w:rPr>
-        <w:t>Growjo / Tracxn</w:t>
+        <w:t>Crunchbase / PitchBook</w:t>
       </w:r>
       <w:r>
         <w:rPr>
@@ -11586,7 +11413,7 @@
           <w:color w:val="888888"/>
           <w:sz w:val="18"/>
         </w:rPr>
-        <w:t xml:space="preserve">  ·  https://growjo.com/company/IXL_Learning</w:t>
+        <w:t xml:space="preserve">  ·  https://www.crunchbase.com/organization/legends-of-learning</w:t>
       </w:r>
       <w:r>
         <w:rPr>
@@ -11613,7 +11440,7 @@
         <w:rPr>
           <w:sz w:val="20"/>
         </w:rPr>
-        <w:t>Crunchbase / PitchBook</w:t>
+        <w:t>HMH press release Feb 2024</w:t>
       </w:r>
       <w:r>
         <w:rPr>
@@ -11621,7 +11448,7 @@
           <w:color w:val="888888"/>
           <w:sz w:val="18"/>
         </w:rPr>
-        <w:t xml:space="preserve">  ·  https://www.crunchbase.com/organization/legends-of-learning</w:t>
+        <w:t xml:space="preserve">  ·  https://www.prnewswire.com/news-releases/hmh-launches-immersive-and-dynamic-learning-experience-with-hmh-classcraft-302067631.html</w:t>
       </w:r>
       <w:r>
         <w:rPr>
@@ -11683,7 +11510,7 @@
         <w:rPr>
           <w:sz w:val="20"/>
         </w:rPr>
-        <w:t>Macrotrends / StockAnalysis</w:t>
+        <w:t>ScaleXP — 2025 SaaS Benchmarks CAC Payback</w:t>
       </w:r>
       <w:r>
         <w:rPr>
@@ -11691,7 +11518,7 @@
           <w:color w:val="888888"/>
           <w:sz w:val="18"/>
         </w:rPr>
-        <w:t xml:space="preserve">  ·  https://stockanalysis.com/stocks/duol/revenue/</w:t>
+        <w:t xml:space="preserve">  ·  https://www.scalexp.com/blog-saas-benchmarks-cac-payback-2025/</w:t>
       </w:r>
       <w:r>
         <w:rPr>
@@ -11718,7 +11545,7 @@
         <w:rPr>
           <w:sz w:val="20"/>
         </w:rPr>
-        <w:t>ScaleXP — 2025 SaaS Benchmarks CAC Payback</w:t>
+        <w:t>Optifai — B2B SaaS LTV Benchmarks</w:t>
       </w:r>
       <w:r>
         <w:rPr>
@@ -11726,7 +11553,7 @@
           <w:color w:val="888888"/>
           <w:sz w:val="18"/>
         </w:rPr>
-        <w:t xml:space="preserve">  ·  https://www.scalexp.com/blog-saas-benchmarks-cac-payback-2025/</w:t>
+        <w:t xml:space="preserve">  ·  https://optif.ai/learn/questions/b2b-saas-ltv-benchmark/</w:t>
       </w:r>
       <w:r>
         <w:rPr>
@@ -11753,7 +11580,7 @@
         <w:rPr>
           <w:sz w:val="20"/>
         </w:rPr>
-        <w:t>Optifai — B2B SaaS LTV Benchmarks</w:t>
+        <w:t>(no source)</w:t>
       </w:r>
       <w:r>
         <w:rPr>
@@ -11761,7 +11588,7 @@
           <w:color w:val="888888"/>
           <w:sz w:val="18"/>
         </w:rPr>
-        <w:t xml:space="preserve">  ·  https://optif.ai/learn/questions/b2b-saas-ltv-benchmark/</w:t>
+        <w:t xml:space="preserve">  ·  https://www.morganlewis.com/blogs/sourcingatmorganlewis/2025/07/saudi-arabias-personal-data-protection-law-compliance-deadline-extended</w:t>
       </w:r>
       <w:r>
         <w:rPr>
@@ -11796,7 +11623,7 @@
           <w:color w:val="888888"/>
           <w:sz w:val="18"/>
         </w:rPr>
-        <w:t xml:space="preserve">  ·  https://www.morganlewis.com/blogs/sourcingatmorganlewis/2025/07/saudi-arabias-personal-data-protection-law-compliance-deadline-extended</w:t>
+        <w:t xml:space="preserve">  ·  https://www.iclg.com/practice-areas/data-protection-laws-and-regulations/usa</w:t>
       </w:r>
       <w:r>
         <w:rPr>
@@ -11823,7 +11650,7 @@
         <w:rPr>
           <w:sz w:val="20"/>
         </w:rPr>
-        <w:t>(no source)</w:t>
+        <w:t>Bessemer Venture Partners — Cloud benchmarks (revenue per FTE)</w:t>
       </w:r>
       <w:r>
         <w:rPr>
@@ -11831,7 +11658,7 @@
           <w:color w:val="888888"/>
           <w:sz w:val="18"/>
         </w:rPr>
-        <w:t xml:space="preserve">  ·  https://www.iclg.com/practice-areas/data-protection-laws-and-regulations/usa</w:t>
+        <w:t xml:space="preserve">  ·  https://www.bvp.com/atlas/cloud-100-benchmarks-report-2024</w:t>
       </w:r>
       <w:r>
         <w:rPr>
@@ -11858,7 +11685,7 @@
         <w:rPr>
           <w:sz w:val="20"/>
         </w:rPr>
-        <w:t>Bessemer Venture Partners — Cloud benchmarks (revenue per FTE)</w:t>
+        <w:t>Macrotrends — Duolingo market cap</w:t>
       </w:r>
       <w:r>
         <w:rPr>
@@ -11866,7 +11693,7 @@
           <w:color w:val="888888"/>
           <w:sz w:val="18"/>
         </w:rPr>
-        <w:t xml:space="preserve">  ·  https://www.bvp.com/atlas/cloud-100-benchmarks-report-2024</w:t>
+        <w:t xml:space="preserve">  ·  https://www.macrotrends.net/stocks/charts/DUOL/duolingo/market-cap</w:t>
       </w:r>
       <w:r>
         <w:rPr>
@@ -11893,7 +11720,7 @@
         <w:rPr>
           <w:sz w:val="20"/>
         </w:rPr>
-        <w:t>Macrotrends — Duolingo market cap</w:t>
+        <w:t>GetLatka — Quizlet revenue/valuation</w:t>
       </w:r>
       <w:r>
         <w:rPr>
@@ -11901,7 +11728,7 @@
           <w:color w:val="888888"/>
           <w:sz w:val="18"/>
         </w:rPr>
-        <w:t xml:space="preserve">  ·  https://www.macrotrends.net/stocks/charts/DUOL/duolingo/market-cap</w:t>
+        <w:t xml:space="preserve">  ·  https://getlatka.com/companies/quizlet</w:t>
       </w:r>
       <w:r>
         <w:rPr>
@@ -11928,7 +11755,7 @@
         <w:rPr>
           <w:sz w:val="20"/>
         </w:rPr>
-        <w:t>GetLatka — Quizlet revenue/valuation</w:t>
+        <w:t>Finerva — EdTech 2025 Valuation Multiples</w:t>
       </w:r>
       <w:r>
         <w:rPr>
@@ -11936,7 +11763,7 @@
           <w:color w:val="888888"/>
           <w:sz w:val="18"/>
         </w:rPr>
-        <w:t xml:space="preserve">  ·  https://getlatka.com/companies/quizlet</w:t>
+        <w:t xml:space="preserve">  ·  https://finerva.com/report/edtech-2025-valuation-multiples/</w:t>
       </w:r>
       <w:r>
         <w:rPr>
@@ -11958,41 +11785,6 @@
           <w:sz w:val="20"/>
         </w:rPr>
         <w:t xml:space="preserve">[33] </w:t>
-      </w:r>
-      <w:r>
-        <w:rPr>
-          <w:sz w:val="20"/>
-        </w:rPr>
-        <w:t>Finerva — EdTech 2025 Valuation Multiples</w:t>
-      </w:r>
-      <w:r>
-        <w:rPr>
-          <w:i/>
-          <w:color w:val="888888"/>
-          <w:sz w:val="18"/>
-        </w:rPr>
-        <w:t xml:space="preserve">  ·  https://finerva.com/report/edtech-2025-valuation-multiples/</w:t>
-      </w:r>
-      <w:r>
-        <w:rPr>
-          <w:color w:val="888888"/>
-          <w:sz w:val="18"/>
-        </w:rPr>
-        <w:t xml:space="preserve">  ·  Accessed 2026-05-13</w:t>
-      </w:r>
-    </w:p>
-    <w:p>
-      <w:pPr>
-        <w:spacing w:after="80"/>
-        <w:ind w:left="432" w:hanging="432"/>
-      </w:pPr>
-      <w:r>
-        <w:rPr>
-          <w:b/>
-          <w:color w:val="1F4788"/>
-          <w:sz w:val="20"/>
-        </w:rPr>
-        <w:t xml:space="preserve">[34] </w:t>
       </w:r>
       <w:r>
         <w:rPr>

--- a/reports/business-plan/EdGame_Business_Plan.docx
+++ b/reports/business-plan/EdGame_Business_Plan.docx
@@ -591,7 +591,7 @@
           <w:i w:val="0"/>
           <w:sz w:val="22"/>
         </w:rPr>
-        <w:t>We monetize through (a) per-student annual school licenses at $6-14/student, (b) teacher Pro SaaS at $12/month, and (c) optional district + parent-premium tiers from Year 2. Penetration pricing (60% below IXL's $12-20/student) builds switching costs through accumulated behavioral data; prices rise 20-30%/year as the analytics moat strengthens. Year-5 plan: $10.3M ARR at 16-18% operating margin (consistent with mature EdTech SaaS).</w:t>
+        <w:t>We monetize through (a) per-student annual school licenses at $6-14/student, (b) teacher Pro SaaS at $12/month, and (c) optional district + parent-premium tiers from Year 2. Penetration pricing (60% below IXL's $12-20/student) builds switching costs through accumulated behavioral data; prices rise 20-30%/year as the analytics moat strengthens. Year-5 plan (4-stream model): $4.96M ARR at -40% operating margin — pre-profitable at Year 5, Series A bridges to break-even in Year 6-7. (Margin is honestly negative through Year 5; we don't pretend otherwise.)</w:t>
       </w:r>
     </w:p>
     <w:p>
@@ -1891,24 +1891,7 @@
           <w:i w:val="0"/>
           <w:sz w:val="22"/>
         </w:rPr>
-        <w:t>We use bottom-up sales forecasting (per TIE212 and Harvard guidance</w:t>
-      </w:r>
-      <w:r>
-        <w:rPr>
-          <w:b w:val="0"/>
-          <w:i w:val="0"/>
-          <w:sz w:val="18"/>
-          <w:vertAlign w:val="superscript"/>
-        </w:rPr>
-        <w:t>[17]</w:t>
-      </w:r>
-      <w:r>
-        <w:rPr>
-          <w:b w:val="0"/>
-          <w:i w:val="0"/>
-          <w:sz w:val="22"/>
-        </w:rPr>
-        <w:t>) rather than top-down market-share extrapolation. TAM frames the upside; SAM defines our addressable opportunity in Phase 1-2; SOM is the bottom-up 5-year revenue plan.</w:t>
+        <w:t>We use bottom-up sales forecasting (per Harvard 20-minute business-plan guidance and KAUST TIE212 capstone slides) rather than top-down market-share extrapolation. TAM frames the upside; SAM defines our addressable opportunity in Phase 1-2; SOM is the bottom-up 5-year revenue plan.</w:t>
       </w:r>
     </w:p>
     <w:p>
@@ -2014,7 +1997,7 @@
           <w:sz w:val="18"/>
           <w:vertAlign w:val="superscript"/>
         </w:rPr>
-        <w:t>[18]</w:t>
+        <w:t>[17]</w:t>
       </w:r>
       <w:r>
         <w:rPr>
@@ -2171,6 +2154,19 @@
         <w:t>4.4 Competitor profiles</w:t>
       </w:r>
     </w:p>
+    <w:p>
+      <w:pPr>
+        <w:spacing w:after="160"/>
+      </w:pPr>
+      <w:r>
+        <w:rPr>
+          <w:b w:val="0"/>
+          <w:i w:val="0"/>
+          <w:sz w:val="22"/>
+        </w:rPr>
+        <w:t>Funding and valuation data verified against public filings, Crunchbase, and CB Insights in May 2026. The Assessment-gap column highlights what each platform does NOT measure that EdGame does.</w:t>
+      </w:r>
+    </w:p>
     <w:tbl>
       <w:tblPr>
         <w:tblStyle w:val="LightGrid-Accent1"/>
@@ -2293,7 +2289,7 @@
               <w:rPr>
                 <w:sz w:val="20"/>
               </w:rPr>
-              <w:t>Take-private at $1.66B EV / $150M ARR (11.1× revenue)[19]</w:t>
+              <w:t>Take-private at $1.66B EV / $150M ARR (11.1× revenue)[18]</w:t>
             </w:r>
           </w:p>
         </w:tc>
@@ -2351,7 +2347,7 @@
               <w:rPr>
                 <w:sz w:val="20"/>
               </w:rPr>
-              <w:t>100M+ registered students; private[20]</w:t>
+              <w:t>100M+ registered students; private[19]</w:t>
             </w:r>
           </w:p>
         </w:tc>
@@ -2409,7 +2405,7 @@
               <w:rPr>
                 <w:sz w:val="20"/>
               </w:rPr>
-              <w:t>$500M-$1B est. revenue; aggressive acquirer[21]</w:t>
+              <w:t>$500M-$1B est. revenue; aggressive acquirer[20]</w:t>
             </w:r>
           </w:p>
         </w:tc>
@@ -2467,7 +2463,7 @@
               <w:rPr>
                 <w:sz w:val="20"/>
               </w:rPr>
-              <w:t>2M+ students (private)[22]</w:t>
+              <w:t>2M+ students (private)[21]</w:t>
             </w:r>
           </w:p>
         </w:tc>
@@ -2525,7 +2521,7 @@
               <w:rPr>
                 <w:sz w:val="20"/>
               </w:rPr>
-              <w:t>District-only HMH product; teachers gone[23]</w:t>
+              <w:t>District-only HMH product; teachers gone[22]</w:t>
             </w:r>
           </w:p>
         </w:tc>
@@ -2583,7 +2579,7 @@
               <w:rPr>
                 <w:sz w:val="20"/>
               </w:rPr>
-              <w:t>100M+ classrooms cumulative[24]</w:t>
+              <w:t>100M+ classrooms cumulative[23]</w:t>
             </w:r>
           </w:p>
         </w:tc>
@@ -3481,7 +3477,7 @@
           <w:i w:val="0"/>
           <w:sz w:val="22"/>
         </w:rPr>
-        <w:t>Our Year-5 ARR target of $10.3M is 58% lower than the original BMC plan's $24.8M and far more defensible. At Year 5 we hit 16-18% operating margin (healthy for growth-stage EdTech)</w:t>
+        <w:t>Our Year-5 ARR target of $4.96M is roughly 80% lower than the original BMC plan's $24.8M, reflecting the 4-stream collapse and softer Year-1 ramp baked in after R1 investor feedback. At Year 5 we are still pre-profitable (-40% operating margin), with break-even expected in Year 6-7 once the Series A is deployed and revenue scales further. This is honest and matches the realistic-EdTech-SaaS pattern</w:t>
       </w:r>
       <w:r>
         <w:rPr>
@@ -3490,7 +3486,7 @@
           <w:sz w:val="18"/>
           <w:vertAlign w:val="superscript"/>
         </w:rPr>
-        <w:t>[25]</w:t>
+        <w:t>[24]</w:t>
       </w:r>
       <w:r>
         <w:rPr>
@@ -3498,7 +3494,7 @@
           <w:i w:val="0"/>
           <w:sz w:val="22"/>
         </w:rPr>
-        <w:t xml:space="preserve"> with margins expanding to 25-30% by Year 7 as the game library amortizes and viral PLG growth compounds.</w:t>
+        <w:t>.</w:t>
       </w:r>
     </w:p>
     <w:p>
@@ -3989,7 +3985,7 @@
           <w:sz w:val="18"/>
           <w:vertAlign w:val="superscript"/>
         </w:rPr>
-        <w:t>[26]</w:t>
+        <w:t>[25]</w:t>
       </w:r>
       <w:r>
         <w:rPr>
@@ -5266,7 +5262,7 @@
           <w:sz w:val="18"/>
           <w:vertAlign w:val="superscript"/>
         </w:rPr>
-        <w:t>[27]</w:t>
+        <w:t>[26]</w:t>
       </w:r>
     </w:p>
     <w:p>
@@ -5286,7 +5282,7 @@
           <w:sz w:val="18"/>
           <w:vertAlign w:val="superscript"/>
         </w:rPr>
-        <w:t>[28]</w:t>
+        <w:t>[27]</w:t>
       </w:r>
     </w:p>
     <w:p>
@@ -5299,14 +5295,7 @@
         <w:rPr>
           <w:sz w:val="22"/>
         </w:rPr>
-        <w:t>FERPA — school-record handling, parent inspection rights</w:t>
-      </w:r>
-      <w:r>
-        <w:rPr>
-          <w:sz w:val="18"/>
-          <w:vertAlign w:val="superscript"/>
-        </w:rPr>
-        <w:t>[28]</w:t>
+        <w:t>FERPA — school-record handling, parent inspection rights (FERPA covered by the same ICLG USA reference above)</w:t>
       </w:r>
     </w:p>
     <w:p>
@@ -5412,24 +5401,7 @@
           <w:i w:val="0"/>
           <w:sz w:val="22"/>
         </w:rPr>
-        <w:t>We hire ahead of revenue in Y1-Y2 (engineering + design), then GTM-heavy in Y3-Y4. Revenue-per-FTE reaches $270K by Year 5, in line with mid-stage EdTech SaaS benchmarks of $250-300K</w:t>
-      </w:r>
-      <w:r>
-        <w:rPr>
-          <w:b w:val="0"/>
-          <w:i w:val="0"/>
-          <w:sz w:val="18"/>
-          <w:vertAlign w:val="superscript"/>
-        </w:rPr>
-        <w:t>[29]</w:t>
-      </w:r>
-      <w:r>
-        <w:rPr>
-          <w:b w:val="0"/>
-          <w:i w:val="0"/>
-          <w:sz w:val="22"/>
-        </w:rPr>
-        <w:t>.</w:t>
+        <w:t>We hire ahead of revenue in Y1-Y2 (engineering + design), then GTM-heavy in Y3-Y4. Target revenue-per-FTE is $200-250K by Year 5 — slightly below the Bessemer Cloud 100 'best-in-class' mark of $300K but appropriate for the pre-profitable 4-stream model. As ARR scales post-Series A, revenue-per-FTE should improve toward the best-in-class band.</w:t>
       </w:r>
     </w:p>
     <w:p>
@@ -7250,7 +7222,7 @@
           <w:i w:val="0"/>
           <w:sz w:val="22"/>
         </w:rPr>
-        <w:t>Y3 inflection: ARR crosses $2.7M with operating margin nearing breakeven. Y4: cash-positive. Y5: $10.3M ARR at 16% operating margin, expanding to 25-30% by Year 7 as the game library amortizes.</w:t>
+        <w:t>Y3 inflection: ARR crosses $1.54M; operating margin still negative (-81%) as we invest in GTM. Y4 ARR $2.93M, margin -64%. Y5 ARR $4.96M, margin -40%. Break-even expected in Year 6-7 post Series A deployment.</w:t>
       </w:r>
     </w:p>
     <w:p>
@@ -7415,7 +7387,7 @@
               <w:rPr>
                 <w:sz w:val="20"/>
               </w:rPr>
-              <w:t>[19]</w:t>
+              <w:t>[18]</w:t>
             </w:r>
           </w:p>
         </w:tc>
@@ -7531,7 +7503,7 @@
               <w:rPr>
                 <w:sz w:val="20"/>
               </w:rPr>
-              <w:t>[30]</w:t>
+              <w:t>[28]</w:t>
             </w:r>
           </w:p>
         </w:tc>
@@ -7589,7 +7561,7 @@
               <w:rPr>
                 <w:sz w:val="20"/>
               </w:rPr>
-              <w:t>[31]</w:t>
+              <w:t>[29]</w:t>
             </w:r>
           </w:p>
         </w:tc>
@@ -7647,7 +7619,7 @@
               <w:rPr>
                 <w:sz w:val="20"/>
               </w:rPr>
-              <w:t>[32]</w:t>
+              <w:t>[30]</w:t>
             </w:r>
           </w:p>
         </w:tc>
@@ -7979,24 +7951,7 @@
           <w:i w:val="0"/>
           <w:sz w:val="22"/>
         </w:rPr>
-        <w:t>Per McKinsey guidance</w:t>
-      </w:r>
-      <w:r>
-        <w:rPr>
-          <w:b w:val="0"/>
-          <w:i w:val="0"/>
-          <w:sz w:val="18"/>
-          <w:vertAlign w:val="superscript"/>
-        </w:rPr>
-        <w:t>[33]</w:t>
-      </w:r>
-      <w:r>
-        <w:rPr>
-          <w:b w:val="0"/>
-          <w:i w:val="0"/>
-          <w:sz w:val="22"/>
-        </w:rPr>
-        <w:t>: 'investors expect a risk section and judge credibility by your honest assessment.' We treat risk transparency as a credibility-builder.</w:t>
+        <w:t>Per the McKinsey 'Starting Up' business-plan playbook: investors expect a risk section and judge credibility by your honest assessment. We treat risk transparency as a credibility-builder, not a checkbox.</w:t>
       </w:r>
     </w:p>
     <w:p>
@@ -10650,7 +10605,7 @@
           <w:i w:val="0"/>
           <w:sz w:val="22"/>
         </w:rPr>
-        <w:t>All quantitative claims in this business plan are cited inline with superscript markers. Sources accessed May 2026 unless noted. 33 sources total.</w:t>
+        <w:t>All quantitative claims in this business plan are cited inline with superscript markers. Sources accessed May 2026 unless noted. 30 sources total.</w:t>
       </w:r>
     </w:p>
     <w:p>
@@ -11230,7 +11185,7 @@
         <w:rPr>
           <w:sz w:val="20"/>
         </w:rPr>
-        <w:t>Harvard Business Review — Creating a Business Plan</w:t>
+        <w:t>Verified Market Research — Middle East EdTech Market</w:t>
       </w:r>
       <w:r>
         <w:rPr>
@@ -11238,7 +11193,7 @@
           <w:color w:val="888888"/>
           <w:sz w:val="18"/>
         </w:rPr>
-        <w:t xml:space="preserve">  ·  https://hbr.org/2007/06/creating-a-business-plan</w:t>
+        <w:t xml:space="preserve">  ·  https://www.verifiedmarketresearch.com/product/middle-east-edtech-market/</w:t>
       </w:r>
       <w:r>
         <w:rPr>
@@ -11265,7 +11220,7 @@
         <w:rPr>
           <w:sz w:val="20"/>
         </w:rPr>
-        <w:t>Verified Market Research — Middle East EdTech Market</w:t>
+        <w:t>companiesmarketcap.com / Crunchbase</w:t>
       </w:r>
       <w:r>
         <w:rPr>
@@ -11273,7 +11228,7 @@
           <w:color w:val="888888"/>
           <w:sz w:val="18"/>
         </w:rPr>
-        <w:t xml:space="preserve">  ·  https://www.verifiedmarketresearch.com/product/middle-east-edtech-market/</w:t>
+        <w:t xml:space="preserve">  ·  https://companiesmarketcap.com/kahoot/revenue/</w:t>
       </w:r>
       <w:r>
         <w:rPr>
@@ -11300,7 +11255,7 @@
         <w:rPr>
           <w:sz w:val="20"/>
         </w:rPr>
-        <w:t>companiesmarketcap.com / Crunchbase</w:t>
+        <w:t>CB Insights — Prodigy Education</w:t>
       </w:r>
       <w:r>
         <w:rPr>
@@ -11308,7 +11263,7 @@
           <w:color w:val="888888"/>
           <w:sz w:val="18"/>
         </w:rPr>
-        <w:t xml:space="preserve">  ·  https://companiesmarketcap.com/kahoot/revenue/</w:t>
+        <w:t xml:space="preserve">  ·  https://www.cbinsights.com/company/prodigy-education/financials</w:t>
       </w:r>
       <w:r>
         <w:rPr>
@@ -11335,7 +11290,7 @@
         <w:rPr>
           <w:sz w:val="20"/>
         </w:rPr>
-        <w:t>CB Insights — Prodigy Education</w:t>
+        <w:t>Growjo / Tracxn</w:t>
       </w:r>
       <w:r>
         <w:rPr>
@@ -11343,7 +11298,7 @@
           <w:color w:val="888888"/>
           <w:sz w:val="18"/>
         </w:rPr>
-        <w:t xml:space="preserve">  ·  https://www.cbinsights.com/company/prodigy-education/financials</w:t>
+        <w:t xml:space="preserve">  ·  https://growjo.com/company/IXL_Learning</w:t>
       </w:r>
       <w:r>
         <w:rPr>
@@ -11370,7 +11325,7 @@
         <w:rPr>
           <w:sz w:val="20"/>
         </w:rPr>
-        <w:t>Growjo / Tracxn</w:t>
+        <w:t>Crunchbase / PitchBook</w:t>
       </w:r>
       <w:r>
         <w:rPr>
@@ -11378,7 +11333,7 @@
           <w:color w:val="888888"/>
           <w:sz w:val="18"/>
         </w:rPr>
-        <w:t xml:space="preserve">  ·  https://growjo.com/company/IXL_Learning</w:t>
+        <w:t xml:space="preserve">  ·  https://www.crunchbase.com/organization/legends-of-learning</w:t>
       </w:r>
       <w:r>
         <w:rPr>
@@ -11405,7 +11360,7 @@
         <w:rPr>
           <w:sz w:val="20"/>
         </w:rPr>
-        <w:t>Crunchbase / PitchBook</w:t>
+        <w:t>HMH press release Feb 2024</w:t>
       </w:r>
       <w:r>
         <w:rPr>
@@ -11413,7 +11368,7 @@
           <w:color w:val="888888"/>
           <w:sz w:val="18"/>
         </w:rPr>
-        <w:t xml:space="preserve">  ·  https://www.crunchbase.com/organization/legends-of-learning</w:t>
+        <w:t xml:space="preserve">  ·  https://www.prnewswire.com/news-releases/hmh-launches-immersive-and-dynamic-learning-experience-with-hmh-classcraft-302067631.html</w:t>
       </w:r>
       <w:r>
         <w:rPr>
@@ -11440,7 +11395,7 @@
         <w:rPr>
           <w:sz w:val="20"/>
         </w:rPr>
-        <w:t>HMH press release Feb 2024</w:t>
+        <w:t>Microsoft / Mojang public statements</w:t>
       </w:r>
       <w:r>
         <w:rPr>
@@ -11448,7 +11403,7 @@
           <w:color w:val="888888"/>
           <w:sz w:val="18"/>
         </w:rPr>
-        <w:t xml:space="preserve">  ·  https://www.prnewswire.com/news-releases/hmh-launches-immersive-and-dynamic-learning-experience-with-hmh-classcraft-302067631.html</w:t>
+        <w:t xml:space="preserve">  ·  https://education.minecraft.net/</w:t>
       </w:r>
       <w:r>
         <w:rPr>
@@ -11475,7 +11430,7 @@
         <w:rPr>
           <w:sz w:val="20"/>
         </w:rPr>
-        <w:t>Microsoft / Mojang public statements</w:t>
+        <w:t>ScaleXP — 2025 SaaS Benchmarks CAC Payback</w:t>
       </w:r>
       <w:r>
         <w:rPr>
@@ -11483,7 +11438,7 @@
           <w:color w:val="888888"/>
           <w:sz w:val="18"/>
         </w:rPr>
-        <w:t xml:space="preserve">  ·  https://education.minecraft.net/</w:t>
+        <w:t xml:space="preserve">  ·  https://www.scalexp.com/blog-saas-benchmarks-cac-payback-2025/</w:t>
       </w:r>
       <w:r>
         <w:rPr>
@@ -11510,7 +11465,7 @@
         <w:rPr>
           <w:sz w:val="20"/>
         </w:rPr>
-        <w:t>ScaleXP — 2025 SaaS Benchmarks CAC Payback</w:t>
+        <w:t>Optifai — B2B SaaS LTV Benchmarks</w:t>
       </w:r>
       <w:r>
         <w:rPr>
@@ -11518,7 +11473,7 @@
           <w:color w:val="888888"/>
           <w:sz w:val="18"/>
         </w:rPr>
-        <w:t xml:space="preserve">  ·  https://www.scalexp.com/blog-saas-benchmarks-cac-payback-2025/</w:t>
+        <w:t xml:space="preserve">  ·  https://optif.ai/learn/questions/b2b-saas-ltv-benchmark/</w:t>
       </w:r>
       <w:r>
         <w:rPr>
@@ -11545,7 +11500,7 @@
         <w:rPr>
           <w:sz w:val="20"/>
         </w:rPr>
-        <w:t>Optifai — B2B SaaS LTV Benchmarks</w:t>
+        <w:t>Morgan Lewis — Saudi Arabia PDPL compliance deadline extended (2025)</w:t>
       </w:r>
       <w:r>
         <w:rPr>
@@ -11553,7 +11508,7 @@
           <w:color w:val="888888"/>
           <w:sz w:val="18"/>
         </w:rPr>
-        <w:t xml:space="preserve">  ·  https://optif.ai/learn/questions/b2b-saas-ltv-benchmark/</w:t>
+        <w:t xml:space="preserve">  ·  https://www.morganlewis.com/blogs/sourcingatmorganlewis/2025/07/saudi-arabias-personal-data-protection-law-compliance-deadline-extended</w:t>
       </w:r>
       <w:r>
         <w:rPr>
@@ -11580,7 +11535,7 @@
         <w:rPr>
           <w:sz w:val="20"/>
         </w:rPr>
-        <w:t>(no source)</w:t>
+        <w:t>ICLG — USA Data Protection Laws &amp; Regulations</w:t>
       </w:r>
       <w:r>
         <w:rPr>
@@ -11588,7 +11543,7 @@
           <w:color w:val="888888"/>
           <w:sz w:val="18"/>
         </w:rPr>
-        <w:t xml:space="preserve">  ·  https://www.morganlewis.com/blogs/sourcingatmorganlewis/2025/07/saudi-arabias-personal-data-protection-law-compliance-deadline-extended</w:t>
+        <w:t xml:space="preserve">  ·  https://www.iclg.com/practice-areas/data-protection-laws-and-regulations/usa</w:t>
       </w:r>
       <w:r>
         <w:rPr>
@@ -11615,7 +11570,7 @@
         <w:rPr>
           <w:sz w:val="20"/>
         </w:rPr>
-        <w:t>(no source)</w:t>
+        <w:t>Macrotrends — Duolingo market cap</w:t>
       </w:r>
       <w:r>
         <w:rPr>
@@ -11623,7 +11578,7 @@
           <w:color w:val="888888"/>
           <w:sz w:val="18"/>
         </w:rPr>
-        <w:t xml:space="preserve">  ·  https://www.iclg.com/practice-areas/data-protection-laws-and-regulations/usa</w:t>
+        <w:t xml:space="preserve">  ·  https://www.macrotrends.net/stocks/charts/DUOL/duolingo/market-cap</w:t>
       </w:r>
       <w:r>
         <w:rPr>
@@ -11650,7 +11605,7 @@
         <w:rPr>
           <w:sz w:val="20"/>
         </w:rPr>
-        <w:t>Bessemer Venture Partners — Cloud benchmarks (revenue per FTE)</w:t>
+        <w:t>GetLatka — Quizlet revenue/valuation</w:t>
       </w:r>
       <w:r>
         <w:rPr>
@@ -11658,7 +11613,7 @@
           <w:color w:val="888888"/>
           <w:sz w:val="18"/>
         </w:rPr>
-        <w:t xml:space="preserve">  ·  https://www.bvp.com/atlas/cloud-100-benchmarks-report-2024</w:t>
+        <w:t xml:space="preserve">  ·  https://getlatka.com/companies/quizlet</w:t>
       </w:r>
       <w:r>
         <w:rPr>
@@ -11685,7 +11640,7 @@
         <w:rPr>
           <w:sz w:val="20"/>
         </w:rPr>
-        <w:t>Macrotrends — Duolingo market cap</w:t>
+        <w:t>Finerva — EdTech 2025 Valuation Multiples</w:t>
       </w:r>
       <w:r>
         <w:rPr>
@@ -11693,112 +11648,7 @@
           <w:color w:val="888888"/>
           <w:sz w:val="18"/>
         </w:rPr>
-        <w:t xml:space="preserve">  ·  https://www.macrotrends.net/stocks/charts/DUOL/duolingo/market-cap</w:t>
-      </w:r>
-      <w:r>
-        <w:rPr>
-          <w:color w:val="888888"/>
-          <w:sz w:val="18"/>
-        </w:rPr>
-        <w:t xml:space="preserve">  ·  Accessed 2026-05-13</w:t>
-      </w:r>
-    </w:p>
-    <w:p>
-      <w:pPr>
-        <w:spacing w:after="80"/>
-        <w:ind w:left="432" w:hanging="432"/>
-      </w:pPr>
-      <w:r>
-        <w:rPr>
-          <w:b/>
-          <w:color w:val="1F4788"/>
-          <w:sz w:val="20"/>
-        </w:rPr>
-        <w:t xml:space="preserve">[31] </w:t>
-      </w:r>
-      <w:r>
-        <w:rPr>
-          <w:sz w:val="20"/>
-        </w:rPr>
-        <w:t>GetLatka — Quizlet revenue/valuation</w:t>
-      </w:r>
-      <w:r>
-        <w:rPr>
-          <w:i/>
-          <w:color w:val="888888"/>
-          <w:sz w:val="18"/>
-        </w:rPr>
-        <w:t xml:space="preserve">  ·  https://getlatka.com/companies/quizlet</w:t>
-      </w:r>
-      <w:r>
-        <w:rPr>
-          <w:color w:val="888888"/>
-          <w:sz w:val="18"/>
-        </w:rPr>
-        <w:t xml:space="preserve">  ·  Accessed 2026-05-13</w:t>
-      </w:r>
-    </w:p>
-    <w:p>
-      <w:pPr>
-        <w:spacing w:after="80"/>
-        <w:ind w:left="432" w:hanging="432"/>
-      </w:pPr>
-      <w:r>
-        <w:rPr>
-          <w:b/>
-          <w:color w:val="1F4788"/>
-          <w:sz w:val="20"/>
-        </w:rPr>
-        <w:t xml:space="preserve">[32] </w:t>
-      </w:r>
-      <w:r>
-        <w:rPr>
-          <w:sz w:val="20"/>
-        </w:rPr>
-        <w:t>Finerva — EdTech 2025 Valuation Multiples</w:t>
-      </w:r>
-      <w:r>
-        <w:rPr>
-          <w:i/>
-          <w:color w:val="888888"/>
-          <w:sz w:val="18"/>
-        </w:rPr>
         <w:t xml:space="preserve">  ·  https://finerva.com/report/edtech-2025-valuation-multiples/</w:t>
-      </w:r>
-      <w:r>
-        <w:rPr>
-          <w:color w:val="888888"/>
-          <w:sz w:val="18"/>
-        </w:rPr>
-        <w:t xml:space="preserve">  ·  Accessed 2026-05-13</w:t>
-      </w:r>
-    </w:p>
-    <w:p>
-      <w:pPr>
-        <w:spacing w:after="80"/>
-        <w:ind w:left="432" w:hanging="432"/>
-      </w:pPr>
-      <w:r>
-        <w:rPr>
-          <w:b/>
-          <w:color w:val="1F4788"/>
-          <w:sz w:val="20"/>
-        </w:rPr>
-        <w:t xml:space="preserve">[33] </w:t>
-      </w:r>
-      <w:r>
-        <w:rPr>
-          <w:sz w:val="20"/>
-        </w:rPr>
-        <w:t>McKinsey — The McKinsey Approach to Business Plans (Starting Up book)</w:t>
-      </w:r>
-      <w:r>
-        <w:rPr>
-          <w:i/>
-          <w:color w:val="888888"/>
-          <w:sz w:val="18"/>
-        </w:rPr>
-        <w:t xml:space="preserve">  ·  https://www.mckinsey.com/featured-insights/leadership</w:t>
       </w:r>
       <w:r>
         <w:rPr>
@@ -12130,7 +11980,7 @@
                 <w:color w:val="1F4788"/>
                 <w:sz w:val="20"/>
               </w:rPr>
-              <w:t>Cost Structure</w:t>
+              <w:t>Cost Structure (revised, 4-stream model)</w:t>
               <w:br/>
             </w:r>
           </w:p>
@@ -12139,23 +11989,23 @@
               <w:rPr>
                 <w:sz w:val="16"/>
               </w:rPr>
-              <w:t>Y5: 82% costs / 18% margin</w:t>
+              <w:t>Y5: $6.95M costs / -40% margin (pre-profitable)</w:t>
               <w:br/>
-              <w:t>• Engineering &amp; R&amp;D: $2.1M (20%)</w:t>
+              <w:t>• Engineering &amp; R&amp;D: $1.7M (24%)</w:t>
               <w:br/>
-              <w:t>• Sales &amp; Marketing: $2.2M (21%)</w:t>
+              <w:t>• Sales &amp; Marketing: $1.9M (27%)</w:t>
               <w:br/>
-              <w:t>• Game Design &amp; Content: $1.1M (11%)</w:t>
+              <w:t>• Game Design &amp; Content: $0.9M (12%)</w:t>
               <w:br/>
-              <w:t>• Cloud Infrastructure: $1.0M (10%)</w:t>
+              <w:t>• Cloud Infrastructure: $0.8M (12%)</w:t>
               <w:br/>
-              <w:t>• Customer Success: $0.8M (8%)</w:t>
+              <w:t>• Customer Success: $0.7M (9%)</w:t>
               <w:br/>
-              <w:t>• G&amp;A: $0.9M (9%)</w:t>
+              <w:t>• G&amp;A: $0.6M (9%)</w:t>
               <w:br/>
-              <w:t>• Compliance: $0.2M (2%)</w:t>
+              <w:t>• Compliance: $0.2M (3%)</w:t>
               <w:br/>
-              <w:t>• Research / Curriculum: $0.3M (3%)</w:t>
+              <w:t>• Research / Curriculum: $0.3M (4%)</w:t>
             </w:r>
           </w:p>
         </w:tc>
@@ -12180,7 +12030,7 @@
                 <w:color w:val="1F4788"/>
                 <w:sz w:val="20"/>
               </w:rPr>
-              <w:t>Revenue Streams</w:t>
+              <w:t>Revenue Streams (revised, 4 streams)</w:t>
               <w:br/>
             </w:r>
           </w:p>
@@ -12189,23 +12039,26 @@
               <w:rPr>
                 <w:sz w:val="16"/>
               </w:rPr>
-              <w:t>Y5: $10.3M ARR</w:t>
+              <w:t>Y5: $4.96M ARR</w:t>
               <w:br/>
-              <w:t>• Teacher Pro: $2.16M (21%)</w:t>
+              <w:t>• Teacher Pro (PLG): $1.4M (28%)</w:t>
               <w:br/>
-              <w:t>• School Standard: $1.54M (15%)</w:t>
+              <w:t>• School Standard: $1.2M (24%)</w:t>
               <w:br/>
-              <w:t>• School Premium: $1.82M (18%)</w:t>
+              <w:t>• School Premium: $1.3M (26%)</w:t>
               <w:br/>
-              <w:t>• District: $1.20M (12%)</w:t>
+              <w:t>• District / Multi-school: $1.1M (22%)</w:t>
               <w:br/>
-              <w:t>• After-school: $1.92M (19%)</w:t>
               <w:br/>
-              <w:t>• Parent Premium: $0.64M (6%)</w:t>
+              <w:t>Cut after R1 review:</w:t>
               <w:br/>
-              <w:t>• OEM / API: $0.48M (5%)</w:t>
+              <w:t>• Parent Premium (sunset)</w:t>
               <w:br/>
-              <w:t>• Custom + data: $0.50M (5%)</w:t>
+              <w:t>• After-school Programs (sunset)</w:t>
+              <w:br/>
+              <w:t>• OEM / API (deferred to Year 6+)</w:t>
+              <w:br/>
+              <w:t>• Custom Dev (deferred)</w:t>
             </w:r>
           </w:p>
         </w:tc>
